--- a/pr-preview/pr-301/algebra.docx
+++ b/pr-preview/pr-301/algebra.docx
@@ -15,7 +15,7 @@
         <w:pStyle w:val="Date"/>
       </w:pPr>
       <w:r>
-        <w:t xml:space="preserve">Last modified: 2026-10-15 02:10:58 (PDT)</w:t>
+        <w:t xml:space="preserve">Last modified: 2026-10-15 08:34:36 (PDT)</w:t>
       </w:r>
     </w:p>
     <w:bookmarkStart w:id="18" w:name="equalities"/>
@@ -3565,7 +3565,7 @@
           <w:rPr>
             <w:rStyle w:val="Hyperlink"/>
           </w:rPr>
-          <w:t xml:space="preserve">Section 18</w:t>
+          <w:t xml:space="preserve">Section 19</w:t>
         </w:r>
       </w:hyperlink>
       <w:r>
@@ -8815,7 +8815,7 @@
         </w:numPr>
       </w:pPr>
       <w:r>
-        <w:t xml:space="preserve">Show that</w:t>
+        <w:t xml:space="preserve">Factor</w:t>
       </w:r>
       <w:r>
         <w:t xml:space="preserve"> </w:t>
@@ -8863,72 +8863,12 @@
           </m:rPr>
           <m:t>)</m:t>
         </m:r>
-        <m:r>
-          <m:rPr>
-            <m:sty m:val="p"/>
-          </m:rPr>
-          <m:t>=</m:t>
-        </m:r>
-        <m:r>
-          <m:rPr>
-            <m:sty m:val="p"/>
-          </m:rPr>
-          <m:t>(</m:t>
-        </m:r>
-        <m:r>
-          <m:t>x</m:t>
-        </m:r>
-        <m:r>
-          <m:rPr>
-            <m:sty m:val="p"/>
-          </m:rPr>
-          <m:t>−</m:t>
-        </m:r>
-        <m:r>
-          <m:t>1</m:t>
-        </m:r>
-        <m:sSup>
-          <m:e>
-            <m:r>
-              <m:rPr>
-                <m:sty m:val="p"/>
-              </m:rPr>
-              <m:t>)</m:t>
-            </m:r>
-          </m:e>
-          <m:sup>
-            <m:r>
-              <m:t>2</m:t>
-            </m:r>
-          </m:sup>
-        </m:sSup>
-        <m:r>
-          <m:rPr>
-            <m:sty m:val="p"/>
-          </m:rPr>
-          <m:t>(</m:t>
-        </m:r>
-        <m:r>
-          <m:t>x</m:t>
-        </m:r>
-        <m:r>
-          <m:rPr>
-            <m:sty m:val="p"/>
-          </m:rPr>
-          <m:t>+</m:t>
-        </m:r>
-        <m:r>
-          <m:t>2</m:t>
-        </m:r>
-        <m:r>
-          <m:rPr>
-            <m:sty m:val="p"/>
-          </m:rPr>
-          <m:t>)</m:t>
-        </m:r>
-      </m:oMath>
-      <w:r>
-        <w:t xml:space="preserve">.</w:t>
+      </m:oMath>
+      <w:r>
+        <w:t xml:space="preserve"> </w:t>
+      </w:r>
+      <w:r>
+        <w:t xml:space="preserve">completely.</w:t>
       </w:r>
     </w:p>
     <w:p>
@@ -8940,7 +8880,7 @@
         </w:numPr>
       </w:pPr>
       <w:r>
-        <w:t xml:space="preserve">Use part 1 to show that</w:t>
+        <w:t xml:space="preserve">Use part 1 to compare</w:t>
       </w:r>
       <w:r>
         <w:t xml:space="preserve"> </w:t>
@@ -8964,12 +8904,17 @@
           </m:rPr>
           <m:t>)</m:t>
         </m:r>
-        <m:r>
-          <m:rPr>
-            <m:sty m:val="p"/>
-          </m:rPr>
-          <m:t>≥</m:t>
-        </m:r>
+      </m:oMath>
+      <w:r>
+        <w:t xml:space="preserve"> </w:t>
+      </w:r>
+      <w:r>
+        <w:t xml:space="preserve">with</w:t>
+      </w:r>
+      <w:r>
+        <w:t xml:space="preserve"> </w:t>
+      </w:r>
+      <m:oMath>
         <m:r>
           <m:t>f</m:t>
         </m:r>
@@ -9040,6 +8985,84 @@
       </m:oMath>
       <w:r>
         <w:t xml:space="preserve">.</w:t>
+      </w:r>
+      <w:r>
+        <w:t xml:space="preserve"> </w:t>
+      </w:r>
+      <w:r>
+        <w:t xml:space="preserve">Is</w:t>
+      </w:r>
+      <w:r>
+        <w:t xml:space="preserve"> </w:t>
+      </w:r>
+      <m:oMath>
+        <m:r>
+          <m:t>f</m:t>
+        </m:r>
+        <m:r>
+          <m:rPr>
+            <m:sty m:val="p"/>
+          </m:rPr>
+          <m:t>(</m:t>
+        </m:r>
+        <m:r>
+          <m:t>x</m:t>
+        </m:r>
+        <m:r>
+          <m:rPr>
+            <m:sty m:val="p"/>
+          </m:rPr>
+          <m:t>)</m:t>
+        </m:r>
+      </m:oMath>
+      <w:r>
+        <w:t xml:space="preserve"> </w:t>
+      </w:r>
+      <w:r>
+        <w:t xml:space="preserve">larger than, smaller than, or equal to</w:t>
+      </w:r>
+      <w:r>
+        <w:t xml:space="preserve"> </w:t>
+      </w:r>
+      <m:oMath>
+        <m:r>
+          <m:t>f</m:t>
+        </m:r>
+        <m:r>
+          <m:rPr>
+            <m:sty m:val="p"/>
+          </m:rPr>
+          <m:t>(</m:t>
+        </m:r>
+        <m:r>
+          <m:t>1</m:t>
+        </m:r>
+        <m:r>
+          <m:rPr>
+            <m:sty m:val="p"/>
+          </m:rPr>
+          <m:t>)</m:t>
+        </m:r>
+      </m:oMath>
+      <w:r>
+        <w:t xml:space="preserve">,</w:t>
+      </w:r>
+      <w:r>
+        <w:t xml:space="preserve"> </w:t>
+      </w:r>
+      <w:r>
+        <w:t xml:space="preserve">and for which</w:t>
+      </w:r>
+      <w:r>
+        <w:t xml:space="preserve"> </w:t>
+      </w:r>
+      <m:oMath>
+        <m:r>
+          <m:t>x</m:t>
+        </m:r>
+      </m:oMath>
+      <w:r>
+        <w:t xml:space="preserve">?</w:t>
       </w:r>
     </w:p>
     <w:p>
@@ -9905,6 +9928,283 @@
         </m:r>
         <m:r>
           <m:t>1</m:t>
+        </m:r>
+        <m:r>
+          <m:rPr>
+            <m:sty m:val="p"/>
+          </m:rPr>
+          <m:t>)</m:t>
+        </m:r>
+      </m:oMath>
+      <w:r>
+        <w:t xml:space="preserve">.</w:t>
+      </w:r>
+      <w:r>
+        <w:t xml:space="preserve"> </w:t>
+      </w:r>
+      <w:r>
+        <w:t xml:space="preserve">So</w:t>
+      </w:r>
+      <w:r>
+        <w:t xml:space="preserve"> </w:t>
+      </w:r>
+      <m:oMath>
+        <m:r>
+          <m:t>f</m:t>
+        </m:r>
+        <m:r>
+          <m:rPr>
+            <m:sty m:val="p"/>
+          </m:rPr>
+          <m:t>(</m:t>
+        </m:r>
+        <m:r>
+          <m:t>x</m:t>
+        </m:r>
+        <m:r>
+          <m:rPr>
+            <m:sty m:val="p"/>
+          </m:rPr>
+          <m:t>)</m:t>
+        </m:r>
+      </m:oMath>
+      <w:r>
+        <w:t xml:space="preserve"> </w:t>
+      </w:r>
+      <w:r>
+        <w:t xml:space="preserve">is never smaller than</w:t>
+      </w:r>
+      <w:r>
+        <w:t xml:space="preserve"> </w:t>
+      </w:r>
+      <m:oMath>
+        <m:r>
+          <m:t>f</m:t>
+        </m:r>
+        <m:r>
+          <m:rPr>
+            <m:sty m:val="p"/>
+          </m:rPr>
+          <m:t>(</m:t>
+        </m:r>
+        <m:r>
+          <m:t>1</m:t>
+        </m:r>
+        <m:r>
+          <m:rPr>
+            <m:sty m:val="p"/>
+          </m:rPr>
+          <m:t>)</m:t>
+        </m:r>
+      </m:oMath>
+      <w:r>
+        <w:t xml:space="preserve"> </w:t>
+      </w:r>
+      <w:r>
+        <w:t xml:space="preserve">on</w:t>
+      </w:r>
+      <w:r>
+        <w:t xml:space="preserve"> </w:t>
+      </w:r>
+      <m:oMath>
+        <m:r>
+          <m:rPr>
+            <m:sty m:val="p"/>
+          </m:rPr>
+          <m:t>(</m:t>
+        </m:r>
+        <m:r>
+          <m:t>0</m:t>
+        </m:r>
+        <m:r>
+          <m:rPr>
+            <m:sty m:val="p"/>
+          </m:rPr>
+          <m:t>,</m:t>
+        </m:r>
+        <m:r>
+          <m:t>2</m:t>
+        </m:r>
+        <m:r>
+          <m:rPr>
+            <m:sty m:val="p"/>
+          </m:rPr>
+          <m:t>)</m:t>
+        </m:r>
+      </m:oMath>
+      <w:r>
+        <w:t xml:space="preserve">.</w:t>
+      </w:r>
+      <w:r>
+        <w:t xml:space="preserve"> </w:t>
+      </w:r>
+      <w:r>
+        <w:t xml:space="preserve">It equals</w:t>
+      </w:r>
+      <w:r>
+        <w:t xml:space="preserve"> </w:t>
+      </w:r>
+      <m:oMath>
+        <m:r>
+          <m:t>f</m:t>
+        </m:r>
+        <m:r>
+          <m:rPr>
+            <m:sty m:val="p"/>
+          </m:rPr>
+          <m:t>(</m:t>
+        </m:r>
+        <m:r>
+          <m:t>1</m:t>
+        </m:r>
+        <m:r>
+          <m:rPr>
+            <m:sty m:val="p"/>
+          </m:rPr>
+          <m:t>)</m:t>
+        </m:r>
+      </m:oMath>
+      <w:r>
+        <w:t xml:space="preserve"> </w:t>
+      </w:r>
+      <w:r>
+        <w:t xml:space="preserve">only when</w:t>
+      </w:r>
+      <w:r>
+        <w:t xml:space="preserve"> </w:t>
+      </w:r>
+      <m:oMath>
+        <m:r>
+          <m:rPr>
+            <m:sty m:val="p"/>
+          </m:rPr>
+          <m:t>(</m:t>
+        </m:r>
+        <m:r>
+          <m:t>x</m:t>
+        </m:r>
+        <m:r>
+          <m:rPr>
+            <m:sty m:val="p"/>
+          </m:rPr>
+          <m:t>−</m:t>
+        </m:r>
+        <m:r>
+          <m:t>1</m:t>
+        </m:r>
+        <m:sSup>
+          <m:e>
+            <m:r>
+              <m:rPr>
+                <m:sty m:val="p"/>
+              </m:rPr>
+              <m:t>)</m:t>
+            </m:r>
+          </m:e>
+          <m:sup>
+            <m:r>
+              <m:t>2</m:t>
+            </m:r>
+          </m:sup>
+        </m:sSup>
+        <m:r>
+          <m:rPr>
+            <m:sty m:val="p"/>
+          </m:rPr>
+          <m:t>=</m:t>
+        </m:r>
+        <m:r>
+          <m:t>0</m:t>
+        </m:r>
+      </m:oMath>
+      <w:r>
+        <w:t xml:space="preserve">, that is, only at</w:t>
+      </w:r>
+      <w:r>
+        <w:t xml:space="preserve"> </w:t>
+      </w:r>
+      <m:oMath>
+        <m:r>
+          <m:t>x</m:t>
+        </m:r>
+        <m:r>
+          <m:rPr>
+            <m:sty m:val="p"/>
+          </m:rPr>
+          <m:t>=</m:t>
+        </m:r>
+        <m:r>
+          <m:t>1</m:t>
+        </m:r>
+      </m:oMath>
+      <w:r>
+        <w:t xml:space="preserve">,</w:t>
+      </w:r>
+      <w:r>
+        <w:t xml:space="preserve"> </w:t>
+      </w:r>
+      <w:r>
+        <w:t xml:space="preserve">and it is larger than</w:t>
+      </w:r>
+      <w:r>
+        <w:t xml:space="preserve"> </w:t>
+      </w:r>
+      <m:oMath>
+        <m:r>
+          <m:t>f</m:t>
+        </m:r>
+        <m:r>
+          <m:rPr>
+            <m:sty m:val="p"/>
+          </m:rPr>
+          <m:t>(</m:t>
+        </m:r>
+        <m:r>
+          <m:t>1</m:t>
+        </m:r>
+        <m:r>
+          <m:rPr>
+            <m:sty m:val="p"/>
+          </m:rPr>
+          <m:t>)</m:t>
+        </m:r>
+      </m:oMath>
+      <w:r>
+        <w:t xml:space="preserve"> </w:t>
+      </w:r>
+      <w:r>
+        <w:t xml:space="preserve">at every other</w:t>
+      </w:r>
+      <w:r>
+        <w:t xml:space="preserve"> </w:t>
+      </w:r>
+      <m:oMath>
+        <m:r>
+          <m:t>x</m:t>
+        </m:r>
+        <m:r>
+          <m:rPr>
+            <m:sty m:val="p"/>
+          </m:rPr>
+          <m:t>∈</m:t>
+        </m:r>
+        <m:r>
+          <m:rPr>
+            <m:sty m:val="p"/>
+          </m:rPr>
+          <m:t>(</m:t>
+        </m:r>
+        <m:r>
+          <m:t>0</m:t>
+        </m:r>
+        <m:r>
+          <m:rPr>
+            <m:sty m:val="p"/>
+          </m:rPr>
+          <m:t>,</m:t>
+        </m:r>
+        <m:r>
+          <m:t>2</m:t>
         </m:r>
         <m:r>
           <m:rPr>
@@ -52615,7 +52915,7 @@
     </w:p>
     <w:bookmarkEnd w:id="188"/>
     <w:bookmarkEnd w:id="189"/>
-    <w:bookmarkStart w:id="233" w:name="exponentials-and-logarithms"/>
+    <w:bookmarkStart w:id="235" w:name="exponentials-and-logarithms"/>
     <w:p>
       <w:pPr>
         <w:pStyle w:val="Heading2"/>
@@ -64507,7 +64807,724 @@
         </w:tc>
       </w:tr>
     </w:tbl>
-    <w:bookmarkStart w:id="230" w:name="exr-double-exponential"/>
+    <w:bookmarkStart w:id="230" w:name="thm-exp-vs-mult"/>
+    <w:p>
+      <w:pPr>
+        <w:pStyle w:val="BodyText"/>
+      </w:pPr>
+      <w:r>
+        <w:rPr>
+          <w:b/>
+          <w:bCs/>
+        </w:rPr>
+        <w:t xml:space="preserve">Theorem 30 (When exponentiation equals multiplication)</w:t>
+      </w:r>
+      <w:r>
+        <w:t xml:space="preserve"> </w:t>
+      </w:r>
+      <w:r>
+        <w:t xml:space="preserve">Let</w:t>
+      </w:r>
+      <w:r>
+        <w:t xml:space="preserve"> </w:t>
+      </w:r>
+      <m:oMath>
+        <m:r>
+          <m:t>b</m:t>
+        </m:r>
+        <m:r>
+          <m:rPr>
+            <m:sty m:val="p"/>
+          </m:rPr>
+          <m:t>,</m:t>
+        </m:r>
+        <m:r>
+          <m:t>c</m:t>
+        </m:r>
+        <m:r>
+          <m:rPr>
+            <m:sty m:val="p"/>
+          </m:rPr>
+          <m:t>∈</m:t>
+        </m:r>
+        <m:r>
+          <m:rPr>
+            <m:scr m:val="double-struck"/>
+            <m:sty m:val="p"/>
+          </m:rPr>
+          <m:t>R</m:t>
+        </m:r>
+      </m:oMath>
+      <w:r>
+        <w:t xml:space="preserve">, where</w:t>
+      </w:r>
+      <w:r>
+        <w:t xml:space="preserve"> </w:t>
+      </w:r>
+      <m:oMath>
+        <m:sSup>
+          <m:e>
+            <m:r>
+              <m:t>b</m:t>
+            </m:r>
+          </m:e>
+          <m:sup>
+            <m:r>
+              <m:t>c</m:t>
+            </m:r>
+          </m:sup>
+        </m:sSup>
+      </m:oMath>
+      <w:r>
+        <w:t xml:space="preserve"> </w:t>
+      </w:r>
+      <w:r>
+        <w:t xml:space="preserve">is defined</w:t>
+      </w:r>
+      <w:r>
+        <w:t xml:space="preserve"> </w:t>
+      </w:r>
+      <w:r>
+        <w:t xml:space="preserve">(for</w:t>
+      </w:r>
+      <w:r>
+        <w:t xml:space="preserve"> </w:t>
+      </w:r>
+      <m:oMath>
+        <m:r>
+          <m:t>b</m:t>
+        </m:r>
+        <m:r>
+          <m:rPr>
+            <m:sty m:val="p"/>
+          </m:rPr>
+          <m:t>&lt;</m:t>
+        </m:r>
+        <m:r>
+          <m:t>0</m:t>
+        </m:r>
+      </m:oMath>
+      <w:r>
+        <w:t xml:space="preserve">, only integer</w:t>
+      </w:r>
+      <w:r>
+        <w:t xml:space="preserve"> </w:t>
+      </w:r>
+      <m:oMath>
+        <m:r>
+          <m:t>c</m:t>
+        </m:r>
+      </m:oMath>
+      <w:r>
+        <w:t xml:space="preserve"> </w:t>
+      </w:r>
+      <w:r>
+        <w:t xml:space="preserve">is allowed;</w:t>
+      </w:r>
+      <w:r>
+        <w:t xml:space="preserve"> </w:t>
+      </w:r>
+      <w:hyperlink w:anchor="def-power-nonpositive-base">
+        <w:r>
+          <w:rPr>
+            <w:rStyle w:val="Hyperlink"/>
+          </w:rPr>
+          <w:t xml:space="preserve">Definition 51</w:t>
+        </w:r>
+      </w:hyperlink>
+      <w:r>
+        <w:t xml:space="preserve">).</w:t>
+      </w:r>
+      <w:r>
+        <w:t xml:space="preserve"> </w:t>
+      </w:r>
+      <w:r>
+        <w:t xml:space="preserve">Then</w:t>
+      </w:r>
+      <w:r>
+        <w:t xml:space="preserve"> </w:t>
+      </w:r>
+      <m:oMath>
+        <m:sSup>
+          <m:e>
+            <m:r>
+              <m:t>b</m:t>
+            </m:r>
+          </m:e>
+          <m:sup>
+            <m:r>
+              <m:t>c</m:t>
+            </m:r>
+          </m:sup>
+        </m:sSup>
+        <m:r>
+          <m:rPr>
+            <m:sty m:val="p"/>
+          </m:rPr>
+          <m:t>=</m:t>
+        </m:r>
+        <m:r>
+          <m:t>b</m:t>
+        </m:r>
+        <m:r>
+          <m:t>c</m:t>
+        </m:r>
+      </m:oMath>
+      <w:r>
+        <w:t xml:space="preserve"> </w:t>
+      </w:r>
+      <w:r>
+        <w:t xml:space="preserve">if and only if one of the following holds:</w:t>
+      </w:r>
+    </w:p>
+    <w:p>
+      <w:pPr>
+        <w:pStyle w:val="Compact"/>
+        <w:numPr>
+          <w:ilvl w:val="0"/>
+          <w:numId w:val="1051"/>
+        </w:numPr>
+      </w:pPr>
+      <m:oMath>
+        <m:r>
+          <m:t>c</m:t>
+        </m:r>
+        <m:r>
+          <m:rPr>
+            <m:sty m:val="p"/>
+          </m:rPr>
+          <m:t>=</m:t>
+        </m:r>
+        <m:r>
+          <m:t>1</m:t>
+        </m:r>
+      </m:oMath>
+      <w:r>
+        <w:t xml:space="preserve">;</w:t>
+      </w:r>
+    </w:p>
+    <w:p>
+      <w:pPr>
+        <w:pStyle w:val="Compact"/>
+        <w:numPr>
+          <w:ilvl w:val="0"/>
+          <w:numId w:val="1051"/>
+        </w:numPr>
+      </w:pPr>
+      <m:oMath>
+        <m:r>
+          <m:t>b</m:t>
+        </m:r>
+        <m:r>
+          <m:rPr>
+            <m:sty m:val="p"/>
+          </m:rPr>
+          <m:t>=</m:t>
+        </m:r>
+        <m:r>
+          <m:t>0</m:t>
+        </m:r>
+      </m:oMath>
+      <w:r>
+        <w:t xml:space="preserve"> </w:t>
+      </w:r>
+      <w:r>
+        <w:t xml:space="preserve">and</w:t>
+      </w:r>
+      <w:r>
+        <w:t xml:space="preserve"> </w:t>
+      </w:r>
+      <m:oMath>
+        <m:r>
+          <m:t>c</m:t>
+        </m:r>
+        <m:r>
+          <m:rPr>
+            <m:sty m:val="p"/>
+          </m:rPr>
+          <m:t>&gt;</m:t>
+        </m:r>
+        <m:r>
+          <m:t>0</m:t>
+        </m:r>
+      </m:oMath>
+      <w:r>
+        <w:t xml:space="preserve">;</w:t>
+      </w:r>
+    </w:p>
+    <w:p>
+      <w:pPr>
+        <w:pStyle w:val="Compact"/>
+        <w:numPr>
+          <w:ilvl w:val="0"/>
+          <w:numId w:val="1051"/>
+        </w:numPr>
+      </w:pPr>
+      <m:oMath>
+        <m:r>
+          <m:t>b</m:t>
+        </m:r>
+        <m:r>
+          <m:rPr>
+            <m:sty m:val="p"/>
+          </m:rPr>
+          <m:t>&gt;</m:t>
+        </m:r>
+        <m:r>
+          <m:t>0</m:t>
+        </m:r>
+      </m:oMath>
+      <w:r>
+        <w:t xml:space="preserve">,</w:t>
+      </w:r>
+      <w:r>
+        <w:t xml:space="preserve"> </w:t>
+      </w:r>
+      <m:oMath>
+        <m:r>
+          <m:t>c</m:t>
+        </m:r>
+        <m:r>
+          <m:rPr>
+            <m:sty m:val="p"/>
+          </m:rPr>
+          <m:t>&gt;</m:t>
+        </m:r>
+        <m:r>
+          <m:t>0</m:t>
+        </m:r>
+      </m:oMath>
+      <w:r>
+        <w:t xml:space="preserve">,</w:t>
+      </w:r>
+      <w:r>
+        <w:t xml:space="preserve"> </w:t>
+      </w:r>
+      <m:oMath>
+        <m:r>
+          <m:t>c</m:t>
+        </m:r>
+        <m:r>
+          <m:rPr>
+            <m:sty m:val="p"/>
+          </m:rPr>
+          <m:t>≠</m:t>
+        </m:r>
+        <m:r>
+          <m:t>1</m:t>
+        </m:r>
+      </m:oMath>
+      <w:r>
+        <w:t xml:space="preserve">, and</w:t>
+      </w:r>
+      <w:r>
+        <w:t xml:space="preserve"> </w:t>
+      </w:r>
+      <m:oMath>
+        <m:r>
+          <m:t>b</m:t>
+        </m:r>
+        <m:r>
+          <m:rPr>
+            <m:sty m:val="p"/>
+          </m:rPr>
+          <m:t>=</m:t>
+        </m:r>
+        <m:r>
+          <m:rPr>
+            <m:sty m:val="p"/>
+          </m:rPr>
+          <m:t>exp</m:t>
+        </m:r>
+        <m:r>
+          <m:t>​</m:t>
+        </m:r>
+        <m:d>
+          <m:dPr>
+            <m:begChr m:val="{"/>
+            <m:sepChr m:val=""/>
+            <m:endChr m:val="}"/>
+            <m:grow/>
+          </m:dPr>
+          <m:e>
+            <m:f>
+              <m:fPr>
+                <m:type m:val="bar"/>
+              </m:fPr>
+              <m:num>
+                <m:r>
+                  <m:rPr>
+                    <m:sty m:val="p"/>
+                  </m:rPr>
+                  <m:t>log</m:t>
+                </m:r>
+                <m:r>
+                  <m:t>​</m:t>
+                </m:r>
+                <m:d>
+                  <m:dPr>
+                    <m:begChr m:val="{"/>
+                    <m:sepChr m:val=""/>
+                    <m:endChr m:val="}"/>
+                    <m:grow/>
+                  </m:dPr>
+                  <m:e>
+                    <m:r>
+                      <m:t>c</m:t>
+                    </m:r>
+                  </m:e>
+                </m:d>
+                <m:r>
+                  <m:t>​</m:t>
+                </m:r>
+              </m:num>
+              <m:den>
+                <m:r>
+                  <m:t>c</m:t>
+                </m:r>
+                <m:r>
+                  <m:rPr>
+                    <m:sty m:val="p"/>
+                  </m:rPr>
+                  <m:t>−</m:t>
+                </m:r>
+                <m:r>
+                  <m:t>1</m:t>
+                </m:r>
+              </m:den>
+            </m:f>
+          </m:e>
+        </m:d>
+        <m:r>
+          <m:t>​</m:t>
+        </m:r>
+      </m:oMath>
+      <w:r>
+        <w:t xml:space="preserve">;</w:t>
+      </w:r>
+    </w:p>
+    <w:p>
+      <w:pPr>
+        <w:pStyle w:val="Compact"/>
+        <w:numPr>
+          <w:ilvl w:val="0"/>
+          <w:numId w:val="1051"/>
+        </w:numPr>
+      </w:pPr>
+      <m:oMath>
+        <m:r>
+          <m:t>b</m:t>
+        </m:r>
+        <m:r>
+          <m:rPr>
+            <m:sty m:val="p"/>
+          </m:rPr>
+          <m:t>&lt;</m:t>
+        </m:r>
+        <m:r>
+          <m:t>0</m:t>
+        </m:r>
+      </m:oMath>
+      <w:r>
+        <w:t xml:space="preserve">,</w:t>
+      </w:r>
+      <w:r>
+        <w:t xml:space="preserve"> </w:t>
+      </w:r>
+      <m:oMath>
+        <m:r>
+          <m:t>c</m:t>
+        </m:r>
+      </m:oMath>
+      <w:r>
+        <w:t xml:space="preserve"> </w:t>
+      </w:r>
+      <w:r>
+        <w:t xml:space="preserve">is an odd integer with</w:t>
+      </w:r>
+      <w:r>
+        <w:t xml:space="preserve"> </w:t>
+      </w:r>
+      <m:oMath>
+        <m:r>
+          <m:t>c</m:t>
+        </m:r>
+        <m:r>
+          <m:rPr>
+            <m:sty m:val="p"/>
+          </m:rPr>
+          <m:t>≥</m:t>
+        </m:r>
+        <m:r>
+          <m:t>3</m:t>
+        </m:r>
+      </m:oMath>
+      <w:r>
+        <w:t xml:space="preserve">, and</w:t>
+      </w:r>
+      <w:r>
+        <w:t xml:space="preserve"> </w:t>
+      </w:r>
+      <m:oMath>
+        <m:r>
+          <m:t>b</m:t>
+        </m:r>
+        <m:r>
+          <m:rPr>
+            <m:sty m:val="p"/>
+          </m:rPr>
+          <m:t>=</m:t>
+        </m:r>
+        <m:r>
+          <m:rPr>
+            <m:sty m:val="p"/>
+          </m:rPr>
+          <m:t>−</m:t>
+        </m:r>
+        <m:sSup>
+          <m:e>
+            <m:r>
+              <m:t>c</m:t>
+            </m:r>
+          </m:e>
+          <m:sup>
+            <m:r>
+              <m:t>1</m:t>
+            </m:r>
+            <m:r>
+              <m:rPr>
+                <m:sty m:val="p"/>
+              </m:rPr>
+              <m:t>/</m:t>
+            </m:r>
+            <m:r>
+              <m:rPr>
+                <m:sty m:val="p"/>
+              </m:rPr>
+              <m:t>(</m:t>
+            </m:r>
+            <m:r>
+              <m:t>c</m:t>
+            </m:r>
+            <m:r>
+              <m:rPr>
+                <m:sty m:val="p"/>
+              </m:rPr>
+              <m:t>−</m:t>
+            </m:r>
+            <m:r>
+              <m:t>1</m:t>
+            </m:r>
+            <m:r>
+              <m:rPr>
+                <m:sty m:val="p"/>
+              </m:rPr>
+              <m:t>)</m:t>
+            </m:r>
+          </m:sup>
+        </m:sSup>
+      </m:oMath>
+      <w:r>
+        <w:t xml:space="preserve">;</w:t>
+      </w:r>
+    </w:p>
+    <w:p>
+      <w:pPr>
+        <w:pStyle w:val="Compact"/>
+        <w:numPr>
+          <w:ilvl w:val="0"/>
+          <w:numId w:val="1051"/>
+        </w:numPr>
+      </w:pPr>
+      <m:oMath>
+        <m:r>
+          <m:t>b</m:t>
+        </m:r>
+        <m:r>
+          <m:rPr>
+            <m:sty m:val="p"/>
+          </m:rPr>
+          <m:t>&lt;</m:t>
+        </m:r>
+        <m:r>
+          <m:t>0</m:t>
+        </m:r>
+      </m:oMath>
+      <w:r>
+        <w:t xml:space="preserve">,</w:t>
+      </w:r>
+      <w:r>
+        <w:t xml:space="preserve"> </w:t>
+      </w:r>
+      <m:oMath>
+        <m:r>
+          <m:t>c</m:t>
+        </m:r>
+      </m:oMath>
+      <w:r>
+        <w:t xml:space="preserve"> </w:t>
+      </w:r>
+      <w:r>
+        <w:t xml:space="preserve">is an even integer with</w:t>
+      </w:r>
+      <w:r>
+        <w:t xml:space="preserve"> </w:t>
+      </w:r>
+      <m:oMath>
+        <m:r>
+          <m:t>c</m:t>
+        </m:r>
+        <m:r>
+          <m:rPr>
+            <m:sty m:val="p"/>
+          </m:rPr>
+          <m:t>≤</m:t>
+        </m:r>
+        <m:r>
+          <m:rPr>
+            <m:sty m:val="p"/>
+          </m:rPr>
+          <m:t>−</m:t>
+        </m:r>
+        <m:r>
+          <m:t>2</m:t>
+        </m:r>
+      </m:oMath>
+      <w:r>
+        <w:t xml:space="preserve">, and</w:t>
+      </w:r>
+      <w:r>
+        <w:t xml:space="preserve"> </w:t>
+      </w:r>
+      <m:oMath>
+        <m:r>
+          <m:t>b</m:t>
+        </m:r>
+        <m:r>
+          <m:rPr>
+            <m:sty m:val="p"/>
+          </m:rPr>
+          <m:t>=</m:t>
+        </m:r>
+        <m:r>
+          <m:rPr>
+            <m:sty m:val="p"/>
+          </m:rPr>
+          <m:t>−</m:t>
+        </m:r>
+        <m:r>
+          <m:rPr>
+            <m:sty m:val="p"/>
+          </m:rPr>
+          <m:t>(</m:t>
+        </m:r>
+        <m:r>
+          <m:rPr>
+            <m:sty m:val="p"/>
+          </m:rPr>
+          <m:t>−</m:t>
+        </m:r>
+        <m:r>
+          <m:t>c</m:t>
+        </m:r>
+        <m:sSup>
+          <m:e>
+            <m:r>
+              <m:rPr>
+                <m:sty m:val="p"/>
+              </m:rPr>
+              <m:t>)</m:t>
+            </m:r>
+          </m:e>
+          <m:sup>
+            <m:r>
+              <m:t>1</m:t>
+            </m:r>
+            <m:r>
+              <m:rPr>
+                <m:sty m:val="p"/>
+              </m:rPr>
+              <m:t>/</m:t>
+            </m:r>
+            <m:r>
+              <m:rPr>
+                <m:sty m:val="p"/>
+              </m:rPr>
+              <m:t>(</m:t>
+            </m:r>
+            <m:r>
+              <m:t>c</m:t>
+            </m:r>
+            <m:r>
+              <m:rPr>
+                <m:sty m:val="p"/>
+              </m:rPr>
+              <m:t>−</m:t>
+            </m:r>
+            <m:r>
+              <m:t>1</m:t>
+            </m:r>
+            <m:r>
+              <m:rPr>
+                <m:sty m:val="p"/>
+              </m:rPr>
+              <m:t>)</m:t>
+            </m:r>
+          </m:sup>
+        </m:sSup>
+      </m:oMath>
+      <w:r>
+        <w:t xml:space="preserve">.</w:t>
+      </w:r>
+    </w:p>
+    <w:bookmarkEnd w:id="230"/>
+    <w:p>
+      <w:pPr>
+        <w:pStyle w:val="FirstParagraph"/>
+      </w:pPr>
+      <w:r>
+        <w:rPr>
+          <w:i/>
+          <w:iCs/>
+        </w:rPr>
+        <w:t xml:space="preserve">Proof</w:t>
+      </w:r>
+      <w:r>
+        <w:t xml:space="preserve">. </w:t>
+      </w:r>
+      <w:r>
+        <w:t xml:space="preserve">This is the solution to</w:t>
+      </w:r>
+      <w:r>
+        <w:t xml:space="preserve"> </w:t>
+      </w:r>
+      <w:hyperlink w:anchor="exr-exp-vs-mult">
+        <w:r>
+          <w:rPr>
+            <w:rStyle w:val="Hyperlink"/>
+          </w:rPr>
+          <w:t xml:space="preserve">Exercise 9</w:t>
+        </w:r>
+      </w:hyperlink>
+      <w:r>
+        <w:t xml:space="preserve">, worked in</w:t>
+      </w:r>
+      <w:r>
+        <w:t xml:space="preserve"> </w:t>
+      </w:r>
+      <w:hyperlink w:anchor="sol-exp-vs-mult">
+        <w:r>
+          <w:rPr>
+            <w:rStyle w:val="Hyperlink"/>
+          </w:rPr>
+          <w:t xml:space="preserve">Solution 9</w:t>
+        </w:r>
+      </w:hyperlink>
+      <w:r>
+        <w:t xml:space="preserve">.</w:t>
+      </w:r>
+    </w:p>
+    <w:bookmarkStart w:id="231" w:name="exr-double-exponential"/>
     <w:p>
       <w:pPr>
         <w:pStyle w:val="BodyText"/>
@@ -64666,8 +65683,8 @@
         <w:t xml:space="preserve">?</w:t>
       </w:r>
     </w:p>
-    <w:bookmarkEnd w:id="230"/>
-    <w:bookmarkStart w:id="232" w:name="sol-double-exponential"/>
+    <w:bookmarkEnd w:id="231"/>
+    <w:bookmarkStart w:id="233" w:name="sol-double-exponential"/>
     <w:p>
       <w:pPr>
         <w:pStyle w:val="BodyText"/>
@@ -65092,7 +66109,7 @@
       <w:pPr>
         <w:pStyle w:val="BodyText"/>
       </w:pPr>
-      <w:bookmarkStart w:id="231" w:name="eq-double-exp-log-scale"/>
+      <w:bookmarkStart w:id="232" w:name="eq-double-exp-log-scale"/>
       <m:oMathPara>
         <m:oMathParaPr>
           <m:jc m:val="center"/>
@@ -65399,7 +66416,7 @@
           </m:r>
         </m:oMath>
       </m:oMathPara>
-      <w:bookmarkEnd w:id="231"/>
+      <w:bookmarkEnd w:id="232"/>
     </w:p>
     <w:p>
       <w:pPr>
@@ -65431,7 +66448,7 @@
         <w:pStyle w:val="Compact"/>
         <w:numPr>
           <w:ilvl w:val="0"/>
-          <w:numId w:val="1051"/>
+          <w:numId w:val="1052"/>
         </w:numPr>
       </w:pPr>
       <m:oMath>
@@ -65502,7 +66519,7 @@
         <w:pStyle w:val="Compact"/>
         <w:numPr>
           <w:ilvl w:val="0"/>
-          <w:numId w:val="1051"/>
+          <w:numId w:val="1052"/>
         </w:numPr>
       </w:pPr>
       <m:oMath>
@@ -65540,12 +66557,12 @@
       <w:r>
         <w:t xml:space="preserve"> </w:t>
       </w:r>
-      <w:hyperlink w:anchor="exr-exp-vs-mult">
+      <w:hyperlink w:anchor="thm-exp-vs-mult">
         <w:r>
           <w:rPr>
             <w:rStyle w:val="Hyperlink"/>
           </w:rPr>
-          <w:t xml:space="preserve">Exercise 9</w:t>
+          <w:t xml:space="preserve">Theorem 30</w:t>
         </w:r>
       </w:hyperlink>
       <w:r>
@@ -65757,7 +66774,7 @@
       <w:pPr>
         <w:numPr>
           <w:ilvl w:val="0"/>
-          <w:numId w:val="1052"/>
+          <w:numId w:val="1053"/>
         </w:numPr>
       </w:pPr>
       <w:r>
@@ -65855,7 +66872,7 @@
       <w:pPr>
         <w:numPr>
           <w:ilvl w:val="0"/>
-          <w:numId w:val="1052"/>
+          <w:numId w:val="1053"/>
         </w:numPr>
       </w:pPr>
       <w:r>
@@ -66053,7 +67070,7 @@
       <w:pPr>
         <w:numPr>
           <w:ilvl w:val="0"/>
-          <w:numId w:val="1052"/>
+          <w:numId w:val="1053"/>
         </w:numPr>
       </w:pPr>
       <w:r>
@@ -66792,18 +67809,399 @@
         </m:oMath>
       </m:oMathPara>
     </w:p>
-    <w:bookmarkEnd w:id="232"/>
     <w:bookmarkEnd w:id="233"/>
-    <w:bookmarkStart w:id="252" w:name="sec-complex-numbers"/>
+    <w:bookmarkStart w:id="234" w:name="thm-double-exponential"/>
+    <w:p>
+      <w:pPr>
+        <w:pStyle w:val="FirstParagraph"/>
+      </w:pPr>
+      <w:r>
+        <w:rPr>
+          <w:b/>
+          <w:bCs/>
+        </w:rPr>
+        <w:t xml:space="preserve">Theorem 31 (When repeated exponentiation is not reordered)</w:t>
+      </w:r>
+      <w:r>
+        <w:t xml:space="preserve"> </w:t>
+      </w:r>
+      <w:r>
+        <w:t xml:space="preserve">Let</w:t>
+      </w:r>
+      <w:r>
+        <w:t xml:space="preserve"> </w:t>
+      </w:r>
+      <m:oMath>
+        <m:r>
+          <m:t>a</m:t>
+        </m:r>
+        <m:r>
+          <m:rPr>
+            <m:sty m:val="p"/>
+          </m:rPr>
+          <m:t>≥</m:t>
+        </m:r>
+        <m:r>
+          <m:t>0</m:t>
+        </m:r>
+      </m:oMath>
+      <w:r>
+        <w:t xml:space="preserve"> </w:t>
+      </w:r>
+      <w:r>
+        <w:t xml:space="preserve">and</w:t>
+      </w:r>
+      <w:r>
+        <w:t xml:space="preserve"> </w:t>
+      </w:r>
+      <m:oMath>
+        <m:r>
+          <m:t>b</m:t>
+        </m:r>
+        <m:r>
+          <m:rPr>
+            <m:sty m:val="p"/>
+          </m:rPr>
+          <m:t>,</m:t>
+        </m:r>
+        <m:r>
+          <m:t>c</m:t>
+        </m:r>
+        <m:r>
+          <m:rPr>
+            <m:sty m:val="p"/>
+          </m:rPr>
+          <m:t>∈</m:t>
+        </m:r>
+        <m:r>
+          <m:rPr>
+            <m:scr m:val="double-struck"/>
+            <m:sty m:val="p"/>
+          </m:rPr>
+          <m:t>R</m:t>
+        </m:r>
+      </m:oMath>
+      <w:r>
+        <w:t xml:space="preserve">, where</w:t>
+      </w:r>
+      <w:r>
+        <w:t xml:space="preserve"> </w:t>
+      </w:r>
+      <m:oMath>
+        <m:sSup>
+          <m:e>
+            <m:r>
+              <m:t>b</m:t>
+            </m:r>
+          </m:e>
+          <m:sup>
+            <m:r>
+              <m:t>c</m:t>
+            </m:r>
+          </m:sup>
+        </m:sSup>
+      </m:oMath>
+      <w:r>
+        <w:t xml:space="preserve"> </w:t>
+      </w:r>
+      <w:r>
+        <w:t xml:space="preserve">is defined.</w:t>
+      </w:r>
+      <w:r>
+        <w:t xml:space="preserve"> </w:t>
+      </w:r>
+      <w:r>
+        <w:t xml:space="preserve">Then</w:t>
+      </w:r>
+      <w:r>
+        <w:t xml:space="preserve"> </w:t>
+      </w:r>
+      <m:oMath>
+        <m:r>
+          <m:rPr>
+            <m:sty m:val="p"/>
+          </m:rPr>
+          <m:t>(</m:t>
+        </m:r>
+        <m:sSup>
+          <m:e>
+            <m:r>
+              <m:t>a</m:t>
+            </m:r>
+          </m:e>
+          <m:sup>
+            <m:r>
+              <m:t>b</m:t>
+            </m:r>
+          </m:sup>
+        </m:sSup>
+        <m:sSup>
+          <m:e>
+            <m:r>
+              <m:rPr>
+                <m:sty m:val="p"/>
+              </m:rPr>
+              <m:t>)</m:t>
+            </m:r>
+          </m:e>
+          <m:sup>
+            <m:r>
+              <m:t>c</m:t>
+            </m:r>
+          </m:sup>
+        </m:sSup>
+        <m:r>
+          <m:rPr>
+            <m:sty m:val="p"/>
+          </m:rPr>
+          <m:t>=</m:t>
+        </m:r>
+        <m:sSup>
+          <m:e>
+            <m:r>
+              <m:t>a</m:t>
+            </m:r>
+          </m:e>
+          <m:sup>
+            <m:r>
+              <m:rPr>
+                <m:sty m:val="p"/>
+              </m:rPr>
+              <m:t>(</m:t>
+            </m:r>
+            <m:sSup>
+              <m:e>
+                <m:r>
+                  <m:t>b</m:t>
+                </m:r>
+              </m:e>
+              <m:sup>
+                <m:r>
+                  <m:t>c</m:t>
+                </m:r>
+              </m:sup>
+            </m:sSup>
+            <m:r>
+              <m:rPr>
+                <m:sty m:val="p"/>
+              </m:rPr>
+              <m:t>)</m:t>
+            </m:r>
+          </m:sup>
+        </m:sSup>
+      </m:oMath>
+      <w:r>
+        <w:t xml:space="preserve">, with both sides defined, if and only if</w:t>
+      </w:r>
+    </w:p>
+    <w:p>
+      <w:pPr>
+        <w:pStyle w:val="Compact"/>
+        <w:numPr>
+          <w:ilvl w:val="0"/>
+          <w:numId w:val="1054"/>
+        </w:numPr>
+      </w:pPr>
+      <m:oMath>
+        <m:r>
+          <m:t>a</m:t>
+        </m:r>
+        <m:r>
+          <m:rPr>
+            <m:sty m:val="p"/>
+          </m:rPr>
+          <m:t>&gt;</m:t>
+        </m:r>
+        <m:r>
+          <m:t>0</m:t>
+        </m:r>
+      </m:oMath>
+      <w:r>
+        <w:t xml:space="preserve"> </w:t>
+      </w:r>
+      <w:r>
+        <w:t xml:space="preserve">and either</w:t>
+      </w:r>
+      <w:r>
+        <w:t xml:space="preserve"> </w:t>
+      </w:r>
+      <m:oMath>
+        <m:r>
+          <m:t>a</m:t>
+        </m:r>
+        <m:r>
+          <m:rPr>
+            <m:sty m:val="p"/>
+          </m:rPr>
+          <m:t>=</m:t>
+        </m:r>
+        <m:r>
+          <m:t>1</m:t>
+        </m:r>
+      </m:oMath>
+      <w:r>
+        <w:t xml:space="preserve"> </w:t>
+      </w:r>
+      <w:r>
+        <w:t xml:space="preserve">or</w:t>
+      </w:r>
+      <w:r>
+        <w:t xml:space="preserve"> </w:t>
+      </w:r>
+      <m:oMath>
+        <m:r>
+          <m:t>b</m:t>
+        </m:r>
+        <m:r>
+          <m:t>c</m:t>
+        </m:r>
+        <m:r>
+          <m:rPr>
+            <m:sty m:val="p"/>
+          </m:rPr>
+          <m:t>=</m:t>
+        </m:r>
+        <m:sSup>
+          <m:e>
+            <m:r>
+              <m:t>b</m:t>
+            </m:r>
+          </m:e>
+          <m:sup>
+            <m:r>
+              <m:t>c</m:t>
+            </m:r>
+          </m:sup>
+        </m:sSup>
+      </m:oMath>
+      <w:r>
+        <w:t xml:space="preserve">; or</w:t>
+      </w:r>
+    </w:p>
+    <w:p>
+      <w:pPr>
+        <w:pStyle w:val="Compact"/>
+        <w:numPr>
+          <w:ilvl w:val="0"/>
+          <w:numId w:val="1054"/>
+        </w:numPr>
+      </w:pPr>
+      <m:oMath>
+        <m:r>
+          <m:t>a</m:t>
+        </m:r>
+        <m:r>
+          <m:rPr>
+            <m:sty m:val="p"/>
+          </m:rPr>
+          <m:t>=</m:t>
+        </m:r>
+        <m:r>
+          <m:t>0</m:t>
+        </m:r>
+      </m:oMath>
+      <w:r>
+        <w:t xml:space="preserve">,</w:t>
+      </w:r>
+      <w:r>
+        <w:t xml:space="preserve"> </w:t>
+      </w:r>
+      <m:oMath>
+        <m:r>
+          <m:t>b</m:t>
+        </m:r>
+        <m:r>
+          <m:rPr>
+            <m:sty m:val="p"/>
+          </m:rPr>
+          <m:t>≥</m:t>
+        </m:r>
+        <m:r>
+          <m:t>0</m:t>
+        </m:r>
+      </m:oMath>
+      <w:r>
+        <w:t xml:space="preserve">, and</w:t>
+      </w:r>
+      <w:r>
+        <w:t xml:space="preserve"> </w:t>
+      </w:r>
+      <m:oMath>
+        <m:r>
+          <m:t>c</m:t>
+        </m:r>
+        <m:r>
+          <m:rPr>
+            <m:sty m:val="p"/>
+          </m:rPr>
+          <m:t>&gt;</m:t>
+        </m:r>
+        <m:r>
+          <m:t>0</m:t>
+        </m:r>
+      </m:oMath>
+      <w:r>
+        <w:t xml:space="preserve">.</w:t>
+      </w:r>
+    </w:p>
+    <w:bookmarkEnd w:id="234"/>
+    <w:p>
+      <w:pPr>
+        <w:pStyle w:val="FirstParagraph"/>
+      </w:pPr>
+      <w:r>
+        <w:rPr>
+          <w:i/>
+          <w:iCs/>
+        </w:rPr>
+        <w:t xml:space="preserve">Proof</w:t>
+      </w:r>
+      <w:r>
+        <w:t xml:space="preserve">. </w:t>
+      </w:r>
+      <w:r>
+        <w:t xml:space="preserve">This is the solution to</w:t>
+      </w:r>
+      <w:r>
+        <w:t xml:space="preserve"> </w:t>
+      </w:r>
+      <w:hyperlink w:anchor="exr-double-exponential">
+        <w:r>
+          <w:rPr>
+            <w:rStyle w:val="Hyperlink"/>
+          </w:rPr>
+          <w:t xml:space="preserve">Exercise 10</w:t>
+        </w:r>
+      </w:hyperlink>
+      <w:r>
+        <w:t xml:space="preserve">, worked in</w:t>
+      </w:r>
+      <w:r>
+        <w:t xml:space="preserve"> </w:t>
+      </w:r>
+      <w:hyperlink w:anchor="sol-double-exponential">
+        <w:r>
+          <w:rPr>
+            <w:rStyle w:val="Hyperlink"/>
+          </w:rPr>
+          <w:t xml:space="preserve">Solution 10</w:t>
+        </w:r>
+      </w:hyperlink>
+      <w:r>
+        <w:t xml:space="preserve">.</w:t>
+      </w:r>
+    </w:p>
+    <w:bookmarkEnd w:id="235"/>
+    <w:bookmarkStart w:id="245" w:name="sec-cosine-sine"/>
     <w:p>
       <w:pPr>
         <w:pStyle w:val="Heading2"/>
       </w:pPr>
       <w:r>
-        <w:t xml:space="preserve">18 Complex numbers</w:t>
+        <w:t xml:space="preserve">18 Cosine and sine</w:t>
       </w:r>
     </w:p>
-    <w:bookmarkStart w:id="234" w:name="def-imaginary-unit"/>
+    <w:bookmarkStart w:id="236" w:name="def-cosine-sine"/>
     <w:p>
       <w:pPr>
         <w:pStyle w:val="FirstParagraph"/>
@@ -66813,7 +68211,3892 @@
           <w:b/>
           <w:bCs/>
         </w:rPr>
-        <w:t xml:space="preserve">Definition 53 (Imaginary unit)</w:t>
+        <w:t xml:space="preserve">Definition 53 (Cosine and sine)</w:t>
+      </w:r>
+      <w:r>
+        <w:t xml:space="preserve"> </w:t>
+      </w:r>
+      <w:r>
+        <w:t xml:space="preserve">The</w:t>
+      </w:r>
+      <w:r>
+        <w:t xml:space="preserve"> </w:t>
+      </w:r>
+      <w:r>
+        <w:rPr>
+          <w:i/>
+          <w:iCs/>
+        </w:rPr>
+        <w:t xml:space="preserve">unit circle</w:t>
+      </w:r>
+      <w:r>
+        <w:t xml:space="preserve"> </w:t>
+      </w:r>
+      <w:r>
+        <w:t xml:space="preserve">is the set of points</w:t>
+      </w:r>
+      <w:r>
+        <w:t xml:space="preserve"> </w:t>
+      </w:r>
+      <m:oMath>
+        <m:r>
+          <m:rPr>
+            <m:sty m:val="p"/>
+          </m:rPr>
+          <m:t>(</m:t>
+        </m:r>
+        <m:sSub>
+          <m:e>
+            <m:r>
+              <m:t>x</m:t>
+            </m:r>
+          </m:e>
+          <m:sub>
+            <m:r>
+              <m:t>1</m:t>
+            </m:r>
+          </m:sub>
+        </m:sSub>
+        <m:r>
+          <m:rPr>
+            <m:sty m:val="p"/>
+          </m:rPr>
+          <m:t>,</m:t>
+        </m:r>
+        <m:sSub>
+          <m:e>
+            <m:r>
+              <m:t>x</m:t>
+            </m:r>
+          </m:e>
+          <m:sub>
+            <m:r>
+              <m:t>2</m:t>
+            </m:r>
+          </m:sub>
+        </m:sSub>
+        <m:r>
+          <m:rPr>
+            <m:sty m:val="p"/>
+          </m:rPr>
+          <m:t>)</m:t>
+        </m:r>
+      </m:oMath>
+      <w:r>
+        <w:t xml:space="preserve"> </w:t>
+      </w:r>
+      <w:r>
+        <w:t xml:space="preserve">in the plane with</w:t>
+      </w:r>
+      <w:r>
+        <w:t xml:space="preserve"> </w:t>
+      </w:r>
+      <m:oMath>
+        <m:sSubSup>
+          <m:e>
+            <m:r>
+              <m:t>x</m:t>
+            </m:r>
+          </m:e>
+          <m:sub>
+            <m:r>
+              <m:t>1</m:t>
+            </m:r>
+          </m:sub>
+          <m:sup>
+            <m:r>
+              <m:t>2</m:t>
+            </m:r>
+          </m:sup>
+        </m:sSubSup>
+        <m:r>
+          <m:rPr>
+            <m:sty m:val="p"/>
+          </m:rPr>
+          <m:t>+</m:t>
+        </m:r>
+        <m:sSubSup>
+          <m:e>
+            <m:r>
+              <m:t>x</m:t>
+            </m:r>
+          </m:e>
+          <m:sub>
+            <m:r>
+              <m:t>2</m:t>
+            </m:r>
+          </m:sub>
+          <m:sup>
+            <m:r>
+              <m:t>2</m:t>
+            </m:r>
+          </m:sup>
+        </m:sSubSup>
+        <m:r>
+          <m:rPr>
+            <m:sty m:val="p"/>
+          </m:rPr>
+          <m:t>=</m:t>
+        </m:r>
+        <m:r>
+          <m:t>1</m:t>
+        </m:r>
+      </m:oMath>
+      <w:r>
+        <w:t xml:space="preserve">,</w:t>
+      </w:r>
+      <w:r>
+        <w:t xml:space="preserve"> </w:t>
+      </w:r>
+      <w:r>
+        <w:t xml:space="preserve">and</w:t>
+      </w:r>
+      <w:r>
+        <w:t xml:space="preserve"> </w:t>
+      </w:r>
+      <m:oMath>
+        <m:r>
+          <m:t>π</m:t>
+        </m:r>
+        <m:r>
+          <m:rPr>
+            <m:sty m:val="p"/>
+          </m:rPr>
+          <m:t>≈</m:t>
+        </m:r>
+        <m:r>
+          <m:t>3.14159</m:t>
+        </m:r>
+      </m:oMath>
+      <w:r>
+        <w:t xml:space="preserve"> </w:t>
+      </w:r>
+      <w:r>
+        <w:t xml:space="preserve">is half of its circumference.</w:t>
+      </w:r>
+      <w:r>
+        <w:t xml:space="preserve"> </w:t>
+      </w:r>
+      <w:r>
+        <w:t xml:space="preserve">For a real number</w:t>
+      </w:r>
+      <w:r>
+        <w:t xml:space="preserve"> </w:t>
+      </w:r>
+      <m:oMath>
+        <m:r>
+          <m:t>θ</m:t>
+        </m:r>
+      </m:oMath>
+      <w:r>
+        <w:t xml:space="preserve">, start at the point</w:t>
+      </w:r>
+      <w:r>
+        <w:t xml:space="preserve"> </w:t>
+      </w:r>
+      <m:oMath>
+        <m:r>
+          <m:rPr>
+            <m:sty m:val="p"/>
+          </m:rPr>
+          <m:t>(</m:t>
+        </m:r>
+        <m:r>
+          <m:t>1</m:t>
+        </m:r>
+        <m:r>
+          <m:rPr>
+            <m:sty m:val="p"/>
+          </m:rPr>
+          <m:t>,</m:t>
+        </m:r>
+        <m:r>
+          <m:t>0</m:t>
+        </m:r>
+        <m:r>
+          <m:rPr>
+            <m:sty m:val="p"/>
+          </m:rPr>
+          <m:t>)</m:t>
+        </m:r>
+      </m:oMath>
+      <w:r>
+        <w:t xml:space="preserve"> </w:t>
+      </w:r>
+      <w:r>
+        <w:t xml:space="preserve">and move a distance</w:t>
+      </w:r>
+      <w:r>
+        <w:t xml:space="preserve"> </w:t>
+      </w:r>
+      <m:oMath>
+        <m:r>
+          <m:t>​</m:t>
+        </m:r>
+        <m:d>
+          <m:dPr>
+            <m:begChr m:val="|"/>
+            <m:sepChr m:val=""/>
+            <m:endChr m:val="|"/>
+            <m:grow/>
+          </m:dPr>
+          <m:e>
+            <m:r>
+              <m:t>θ</m:t>
+            </m:r>
+          </m:e>
+        </m:d>
+        <m:r>
+          <m:t>​</m:t>
+        </m:r>
+      </m:oMath>
+      <w:r>
+        <w:t xml:space="preserve"> </w:t>
+      </w:r>
+      <w:r>
+        <w:t xml:space="preserve">along the unit circle,</w:t>
+      </w:r>
+      <w:r>
+        <w:t xml:space="preserve"> </w:t>
+      </w:r>
+      <w:r>
+        <w:t xml:space="preserve">counterclockwise if</w:t>
+      </w:r>
+      <w:r>
+        <w:t xml:space="preserve"> </w:t>
+      </w:r>
+      <m:oMath>
+        <m:r>
+          <m:t>θ</m:t>
+        </m:r>
+        <m:r>
+          <m:rPr>
+            <m:sty m:val="p"/>
+          </m:rPr>
+          <m:t>≥</m:t>
+        </m:r>
+        <m:r>
+          <m:t>0</m:t>
+        </m:r>
+      </m:oMath>
+      <w:r>
+        <w:t xml:space="preserve"> </w:t>
+      </w:r>
+      <w:r>
+        <w:t xml:space="preserve">and clockwise if</w:t>
+      </w:r>
+      <w:r>
+        <w:t xml:space="preserve"> </w:t>
+      </w:r>
+      <m:oMath>
+        <m:r>
+          <m:t>θ</m:t>
+        </m:r>
+        <m:r>
+          <m:rPr>
+            <m:sty m:val="p"/>
+          </m:rPr>
+          <m:t>&lt;</m:t>
+        </m:r>
+        <m:r>
+          <m:t>0</m:t>
+        </m:r>
+      </m:oMath>
+      <w:r>
+        <w:t xml:space="preserve">.</w:t>
+      </w:r>
+      <w:r>
+        <w:t xml:space="preserve"> </w:t>
+      </w:r>
+      <w:r>
+        <w:t xml:space="preserve">The point reached is</w:t>
+      </w:r>
+      <w:r>
+        <w:t xml:space="preserve"> </w:t>
+      </w:r>
+      <m:oMath>
+        <m:r>
+          <m:rPr>
+            <m:sty m:val="p"/>
+          </m:rPr>
+          <m:t>(</m:t>
+        </m:r>
+        <m:r>
+          <m:rPr>
+            <m:sty m:val="p"/>
+          </m:rPr>
+          <m:t>cos</m:t>
+        </m:r>
+        <m:r>
+          <m:t>θ</m:t>
+        </m:r>
+        <m:r>
+          <m:rPr>
+            <m:sty m:val="p"/>
+          </m:rPr>
+          <m:t>,</m:t>
+        </m:r>
+        <m:r>
+          <m:rPr>
+            <m:sty m:val="p"/>
+          </m:rPr>
+          <m:t>sin</m:t>
+        </m:r>
+        <m:r>
+          <m:t>θ</m:t>
+        </m:r>
+        <m:r>
+          <m:rPr>
+            <m:sty m:val="p"/>
+          </m:rPr>
+          <m:t>)</m:t>
+        </m:r>
+      </m:oMath>
+      <w:r>
+        <w:t xml:space="preserve">:</w:t>
+      </w:r>
+      <w:r>
+        <w:t xml:space="preserve"> </w:t>
+      </w:r>
+      <w:r>
+        <w:t xml:space="preserve">its first coordinate is the</w:t>
+      </w:r>
+      <w:r>
+        <w:t xml:space="preserve"> </w:t>
+      </w:r>
+      <w:r>
+        <w:rPr>
+          <w:b/>
+          <w:bCs/>
+        </w:rPr>
+        <w:t xml:space="preserve">cosine</w:t>
+      </w:r>
+      <w:r>
+        <w:t xml:space="preserve"> </w:t>
+      </w:r>
+      <w:r>
+        <w:t xml:space="preserve">of</w:t>
+      </w:r>
+      <w:r>
+        <w:t xml:space="preserve"> </w:t>
+      </w:r>
+      <m:oMath>
+        <m:r>
+          <m:t>θ</m:t>
+        </m:r>
+      </m:oMath>
+      <w:r>
+        <w:t xml:space="preserve">,</w:t>
+      </w:r>
+      <w:r>
+        <w:t xml:space="preserve"> </w:t>
+      </w:r>
+      <w:r>
+        <w:t xml:space="preserve">and its second coordinate is the</w:t>
+      </w:r>
+      <w:r>
+        <w:t xml:space="preserve"> </w:t>
+      </w:r>
+      <w:r>
+        <w:rPr>
+          <w:b/>
+          <w:bCs/>
+        </w:rPr>
+        <w:t xml:space="preserve">sine</w:t>
+      </w:r>
+      <w:r>
+        <w:t xml:space="preserve"> </w:t>
+      </w:r>
+      <w:r>
+        <w:t xml:space="preserve">of</w:t>
+      </w:r>
+      <w:r>
+        <w:t xml:space="preserve"> </w:t>
+      </w:r>
+      <m:oMath>
+        <m:r>
+          <m:t>θ</m:t>
+        </m:r>
+      </m:oMath>
+      <w:r>
+        <w:t xml:space="preserve">.</w:t>
+      </w:r>
+    </w:p>
+    <w:bookmarkEnd w:id="236"/>
+    <w:bookmarkStart w:id="237" w:name="exm-cosine-sine"/>
+    <w:p>
+      <w:pPr>
+        <w:pStyle w:val="BodyText"/>
+      </w:pPr>
+      <w:r>
+        <w:rPr>
+          <w:b/>
+          <w:bCs/>
+        </w:rPr>
+        <w:t xml:space="preserve">Example 51 (Cosines and sines of some angles)</w:t>
+      </w:r>
+      <w:r>
+        <w:t xml:space="preserve"> </w:t>
+      </w:r>
+      <w:r>
+        <w:t xml:space="preserve"> </w:t>
+      </w:r>
+    </w:p>
+    <w:p>
+      <w:pPr>
+        <w:numPr>
+          <w:ilvl w:val="0"/>
+          <w:numId w:val="1055"/>
+        </w:numPr>
+      </w:pPr>
+      <m:oMath>
+        <m:r>
+          <m:t>θ</m:t>
+        </m:r>
+        <m:r>
+          <m:rPr>
+            <m:sty m:val="p"/>
+          </m:rPr>
+          <m:t>=</m:t>
+        </m:r>
+        <m:r>
+          <m:t>0</m:t>
+        </m:r>
+      </m:oMath>
+      <w:r>
+        <w:t xml:space="preserve"> </w:t>
+      </w:r>
+      <w:r>
+        <w:t xml:space="preserve">stays at</w:t>
+      </w:r>
+      <w:r>
+        <w:t xml:space="preserve"> </w:t>
+      </w:r>
+      <m:oMath>
+        <m:r>
+          <m:rPr>
+            <m:sty m:val="p"/>
+          </m:rPr>
+          <m:t>(</m:t>
+        </m:r>
+        <m:r>
+          <m:t>1</m:t>
+        </m:r>
+        <m:r>
+          <m:rPr>
+            <m:sty m:val="p"/>
+          </m:rPr>
+          <m:t>,</m:t>
+        </m:r>
+        <m:r>
+          <m:t>0</m:t>
+        </m:r>
+        <m:r>
+          <m:rPr>
+            <m:sty m:val="p"/>
+          </m:rPr>
+          <m:t>)</m:t>
+        </m:r>
+      </m:oMath>
+      <w:r>
+        <w:t xml:space="preserve">, so</w:t>
+      </w:r>
+      <w:r>
+        <w:t xml:space="preserve"> </w:t>
+      </w:r>
+      <m:oMath>
+        <m:r>
+          <m:rPr>
+            <m:sty m:val="p"/>
+          </m:rPr>
+          <m:t>cos</m:t>
+        </m:r>
+        <m:r>
+          <m:t>0</m:t>
+        </m:r>
+        <m:r>
+          <m:rPr>
+            <m:sty m:val="p"/>
+          </m:rPr>
+          <m:t>=</m:t>
+        </m:r>
+        <m:r>
+          <m:t>1</m:t>
+        </m:r>
+      </m:oMath>
+      <w:r>
+        <w:t xml:space="preserve"> </w:t>
+      </w:r>
+      <w:r>
+        <w:t xml:space="preserve">and</w:t>
+      </w:r>
+      <w:r>
+        <w:t xml:space="preserve"> </w:t>
+      </w:r>
+      <m:oMath>
+        <m:r>
+          <m:rPr>
+            <m:sty m:val="p"/>
+          </m:rPr>
+          <m:t>sin</m:t>
+        </m:r>
+        <m:r>
+          <m:t>0</m:t>
+        </m:r>
+        <m:r>
+          <m:rPr>
+            <m:sty m:val="p"/>
+          </m:rPr>
+          <m:t>=</m:t>
+        </m:r>
+        <m:r>
+          <m:t>0</m:t>
+        </m:r>
+      </m:oMath>
+      <w:r>
+        <w:t xml:space="preserve">.</w:t>
+      </w:r>
+    </w:p>
+    <w:p>
+      <w:pPr>
+        <w:numPr>
+          <w:ilvl w:val="0"/>
+          <w:numId w:val="1055"/>
+        </w:numPr>
+      </w:pPr>
+      <m:oMath>
+        <m:r>
+          <m:t>θ</m:t>
+        </m:r>
+        <m:r>
+          <m:rPr>
+            <m:sty m:val="p"/>
+          </m:rPr>
+          <m:t>=</m:t>
+        </m:r>
+        <m:r>
+          <m:t>π</m:t>
+        </m:r>
+      </m:oMath>
+      <w:r>
+        <w:t xml:space="preserve"> </w:t>
+      </w:r>
+      <w:r>
+        <w:t xml:space="preserve">goes half way around the circle, to</w:t>
+      </w:r>
+      <w:r>
+        <w:t xml:space="preserve"> </w:t>
+      </w:r>
+      <m:oMath>
+        <m:r>
+          <m:rPr>
+            <m:sty m:val="p"/>
+          </m:rPr>
+          <m:t>(</m:t>
+        </m:r>
+        <m:r>
+          <m:rPr>
+            <m:sty m:val="p"/>
+          </m:rPr>
+          <m:t>−</m:t>
+        </m:r>
+        <m:r>
+          <m:t>1</m:t>
+        </m:r>
+        <m:r>
+          <m:rPr>
+            <m:sty m:val="p"/>
+          </m:rPr>
+          <m:t>,</m:t>
+        </m:r>
+        <m:r>
+          <m:t>0</m:t>
+        </m:r>
+        <m:r>
+          <m:rPr>
+            <m:sty m:val="p"/>
+          </m:rPr>
+          <m:t>)</m:t>
+        </m:r>
+      </m:oMath>
+      <w:r>
+        <w:t xml:space="preserve">,</w:t>
+      </w:r>
+      <w:r>
+        <w:t xml:space="preserve"> </w:t>
+      </w:r>
+      <w:r>
+        <w:t xml:space="preserve">so</w:t>
+      </w:r>
+      <w:r>
+        <w:t xml:space="preserve"> </w:t>
+      </w:r>
+      <m:oMath>
+        <m:r>
+          <m:rPr>
+            <m:sty m:val="p"/>
+          </m:rPr>
+          <m:t>cos</m:t>
+        </m:r>
+        <m:r>
+          <m:t>π</m:t>
+        </m:r>
+        <m:r>
+          <m:rPr>
+            <m:sty m:val="p"/>
+          </m:rPr>
+          <m:t>=</m:t>
+        </m:r>
+        <m:r>
+          <m:rPr>
+            <m:sty m:val="p"/>
+          </m:rPr>
+          <m:t>−</m:t>
+        </m:r>
+        <m:r>
+          <m:t>1</m:t>
+        </m:r>
+      </m:oMath>
+      <w:r>
+        <w:t xml:space="preserve"> </w:t>
+      </w:r>
+      <w:r>
+        <w:t xml:space="preserve">and</w:t>
+      </w:r>
+      <w:r>
+        <w:t xml:space="preserve"> </w:t>
+      </w:r>
+      <m:oMath>
+        <m:r>
+          <m:rPr>
+            <m:sty m:val="p"/>
+          </m:rPr>
+          <m:t>sin</m:t>
+        </m:r>
+        <m:r>
+          <m:t>π</m:t>
+        </m:r>
+        <m:r>
+          <m:rPr>
+            <m:sty m:val="p"/>
+          </m:rPr>
+          <m:t>=</m:t>
+        </m:r>
+        <m:r>
+          <m:t>0</m:t>
+        </m:r>
+      </m:oMath>
+      <w:r>
+        <w:t xml:space="preserve">.</w:t>
+      </w:r>
+    </w:p>
+    <w:p>
+      <w:pPr>
+        <w:numPr>
+          <w:ilvl w:val="0"/>
+          <w:numId w:val="1055"/>
+        </w:numPr>
+      </w:pPr>
+      <m:oMath>
+        <m:r>
+          <m:t>θ</m:t>
+        </m:r>
+        <m:r>
+          <m:rPr>
+            <m:sty m:val="p"/>
+          </m:rPr>
+          <m:t>=</m:t>
+        </m:r>
+        <m:r>
+          <m:t>π</m:t>
+        </m:r>
+        <m:r>
+          <m:rPr>
+            <m:sty m:val="p"/>
+          </m:rPr>
+          <m:t>/</m:t>
+        </m:r>
+        <m:r>
+          <m:t>2</m:t>
+        </m:r>
+      </m:oMath>
+      <w:r>
+        <w:t xml:space="preserve"> </w:t>
+      </w:r>
+      <w:r>
+        <w:t xml:space="preserve">goes a quarter of the way round, to</w:t>
+      </w:r>
+      <w:r>
+        <w:t xml:space="preserve"> </w:t>
+      </w:r>
+      <m:oMath>
+        <m:r>
+          <m:rPr>
+            <m:sty m:val="p"/>
+          </m:rPr>
+          <m:t>(</m:t>
+        </m:r>
+        <m:r>
+          <m:t>0</m:t>
+        </m:r>
+        <m:r>
+          <m:rPr>
+            <m:sty m:val="p"/>
+          </m:rPr>
+          <m:t>,</m:t>
+        </m:r>
+        <m:r>
+          <m:t>1</m:t>
+        </m:r>
+        <m:r>
+          <m:rPr>
+            <m:sty m:val="p"/>
+          </m:rPr>
+          <m:t>)</m:t>
+        </m:r>
+      </m:oMath>
+      <w:r>
+        <w:t xml:space="preserve">,</w:t>
+      </w:r>
+      <w:r>
+        <w:t xml:space="preserve"> </w:t>
+      </w:r>
+      <w:r>
+        <w:t xml:space="preserve">so</w:t>
+      </w:r>
+      <w:r>
+        <w:t xml:space="preserve"> </w:t>
+      </w:r>
+      <m:oMath>
+        <m:r>
+          <m:rPr>
+            <m:sty m:val="p"/>
+          </m:rPr>
+          <m:t>cos</m:t>
+        </m:r>
+        <m:r>
+          <m:rPr>
+            <m:sty m:val="p"/>
+          </m:rPr>
+          <m:t>(</m:t>
+        </m:r>
+        <m:r>
+          <m:t>π</m:t>
+        </m:r>
+        <m:r>
+          <m:rPr>
+            <m:sty m:val="p"/>
+          </m:rPr>
+          <m:t>/</m:t>
+        </m:r>
+        <m:r>
+          <m:t>2</m:t>
+        </m:r>
+        <m:r>
+          <m:rPr>
+            <m:sty m:val="p"/>
+          </m:rPr>
+          <m:t>)</m:t>
+        </m:r>
+        <m:r>
+          <m:rPr>
+            <m:sty m:val="p"/>
+          </m:rPr>
+          <m:t>=</m:t>
+        </m:r>
+        <m:r>
+          <m:t>0</m:t>
+        </m:r>
+      </m:oMath>
+      <w:r>
+        <w:t xml:space="preserve"> </w:t>
+      </w:r>
+      <w:r>
+        <w:t xml:space="preserve">and</w:t>
+      </w:r>
+      <w:r>
+        <w:t xml:space="preserve"> </w:t>
+      </w:r>
+      <m:oMath>
+        <m:r>
+          <m:rPr>
+            <m:sty m:val="p"/>
+          </m:rPr>
+          <m:t>sin</m:t>
+        </m:r>
+        <m:r>
+          <m:rPr>
+            <m:sty m:val="p"/>
+          </m:rPr>
+          <m:t>(</m:t>
+        </m:r>
+        <m:r>
+          <m:t>π</m:t>
+        </m:r>
+        <m:r>
+          <m:rPr>
+            <m:sty m:val="p"/>
+          </m:rPr>
+          <m:t>/</m:t>
+        </m:r>
+        <m:r>
+          <m:t>2</m:t>
+        </m:r>
+        <m:r>
+          <m:rPr>
+            <m:sty m:val="p"/>
+          </m:rPr>
+          <m:t>)</m:t>
+        </m:r>
+        <m:r>
+          <m:rPr>
+            <m:sty m:val="p"/>
+          </m:rPr>
+          <m:t>=</m:t>
+        </m:r>
+        <m:r>
+          <m:t>1</m:t>
+        </m:r>
+      </m:oMath>
+      <w:r>
+        <w:t xml:space="preserve">.</w:t>
+      </w:r>
+    </w:p>
+    <w:p>
+      <w:pPr>
+        <w:numPr>
+          <w:ilvl w:val="0"/>
+          <w:numId w:val="1055"/>
+        </w:numPr>
+      </w:pPr>
+      <m:oMath>
+        <m:r>
+          <m:t>θ</m:t>
+        </m:r>
+        <m:r>
+          <m:rPr>
+            <m:sty m:val="p"/>
+          </m:rPr>
+          <m:t>=</m:t>
+        </m:r>
+        <m:r>
+          <m:t>π</m:t>
+        </m:r>
+        <m:r>
+          <m:rPr>
+            <m:sty m:val="p"/>
+          </m:rPr>
+          <m:t>/</m:t>
+        </m:r>
+        <m:r>
+          <m:t>4</m:t>
+        </m:r>
+      </m:oMath>
+      <w:r>
+        <w:t xml:space="preserve"> </w:t>
+      </w:r>
+      <w:r>
+        <w:t xml:space="preserve">goes an eighth of the way round,</w:t>
+      </w:r>
+      <w:r>
+        <w:t xml:space="preserve"> </w:t>
+      </w:r>
+      <w:r>
+        <w:t xml:space="preserve">to the point of the circle with</w:t>
+      </w:r>
+      <w:r>
+        <w:t xml:space="preserve"> </w:t>
+      </w:r>
+      <m:oMath>
+        <m:sSub>
+          <m:e>
+            <m:r>
+              <m:t>x</m:t>
+            </m:r>
+          </m:e>
+          <m:sub>
+            <m:r>
+              <m:t>1</m:t>
+            </m:r>
+          </m:sub>
+        </m:sSub>
+        <m:r>
+          <m:rPr>
+            <m:sty m:val="p"/>
+          </m:rPr>
+          <m:t>=</m:t>
+        </m:r>
+        <m:sSub>
+          <m:e>
+            <m:r>
+              <m:t>x</m:t>
+            </m:r>
+          </m:e>
+          <m:sub>
+            <m:r>
+              <m:t>2</m:t>
+            </m:r>
+          </m:sub>
+        </m:sSub>
+        <m:r>
+          <m:rPr>
+            <m:sty m:val="p"/>
+          </m:rPr>
+          <m:t>&gt;</m:t>
+        </m:r>
+        <m:r>
+          <m:t>0</m:t>
+        </m:r>
+      </m:oMath>
+      <w:r>
+        <w:t xml:space="preserve">.</w:t>
+      </w:r>
+      <w:r>
+        <w:t xml:space="preserve"> </w:t>
+      </w:r>
+      <w:r>
+        <w:t xml:space="preserve">There</w:t>
+      </w:r>
+      <w:r>
+        <w:t xml:space="preserve"> </w:t>
+      </w:r>
+      <m:oMath>
+        <m:sSubSup>
+          <m:e>
+            <m:r>
+              <m:t>x</m:t>
+            </m:r>
+          </m:e>
+          <m:sub>
+            <m:r>
+              <m:t>1</m:t>
+            </m:r>
+          </m:sub>
+          <m:sup>
+            <m:r>
+              <m:t>2</m:t>
+            </m:r>
+          </m:sup>
+        </m:sSubSup>
+        <m:r>
+          <m:rPr>
+            <m:sty m:val="p"/>
+          </m:rPr>
+          <m:t>+</m:t>
+        </m:r>
+        <m:sSubSup>
+          <m:e>
+            <m:r>
+              <m:t>x</m:t>
+            </m:r>
+          </m:e>
+          <m:sub>
+            <m:r>
+              <m:t>1</m:t>
+            </m:r>
+          </m:sub>
+          <m:sup>
+            <m:r>
+              <m:t>2</m:t>
+            </m:r>
+          </m:sup>
+        </m:sSubSup>
+        <m:r>
+          <m:rPr>
+            <m:sty m:val="p"/>
+          </m:rPr>
+          <m:t>=</m:t>
+        </m:r>
+        <m:r>
+          <m:t>1</m:t>
+        </m:r>
+      </m:oMath>
+      <w:r>
+        <w:t xml:space="preserve">, so</w:t>
+      </w:r>
+      <w:r>
+        <w:t xml:space="preserve"> </w:t>
+      </w:r>
+      <m:oMath>
+        <m:sSubSup>
+          <m:e>
+            <m:r>
+              <m:t>x</m:t>
+            </m:r>
+          </m:e>
+          <m:sub>
+            <m:r>
+              <m:t>1</m:t>
+            </m:r>
+          </m:sub>
+          <m:sup>
+            <m:r>
+              <m:t>2</m:t>
+            </m:r>
+          </m:sup>
+        </m:sSubSup>
+        <m:r>
+          <m:rPr>
+            <m:sty m:val="p"/>
+          </m:rPr>
+          <m:t>=</m:t>
+        </m:r>
+        <m:f>
+          <m:fPr>
+            <m:type m:val="lin"/>
+          </m:fPr>
+          <m:num>
+            <m:r>
+              <m:t>1</m:t>
+            </m:r>
+          </m:num>
+          <m:den>
+            <m:r>
+              <m:t>2</m:t>
+            </m:r>
+          </m:den>
+        </m:f>
+      </m:oMath>
+      <w:r>
+        <w:t xml:space="preserve"> </w:t>
+      </w:r>
+      <w:r>
+        <w:t xml:space="preserve">and</w:t>
+      </w:r>
+      <w:r>
+        <w:t xml:space="preserve"> </w:t>
+      </w:r>
+      <m:oMath>
+        <m:sSub>
+          <m:e>
+            <m:r>
+              <m:t>x</m:t>
+            </m:r>
+          </m:e>
+          <m:sub>
+            <m:r>
+              <m:t>1</m:t>
+            </m:r>
+          </m:sub>
+        </m:sSub>
+        <m:r>
+          <m:rPr>
+            <m:sty m:val="p"/>
+          </m:rPr>
+          <m:t>=</m:t>
+        </m:r>
+        <m:f>
+          <m:fPr>
+            <m:type m:val="lin"/>
+          </m:fPr>
+          <m:num>
+            <m:r>
+              <m:t>1</m:t>
+            </m:r>
+          </m:num>
+          <m:den>
+            <m:rad>
+              <m:radPr>
+                <m:degHide m:val="on"/>
+              </m:radPr>
+              <m:deg/>
+              <m:e>
+                <m:r>
+                  <m:t>2</m:t>
+                </m:r>
+              </m:e>
+            </m:rad>
+          </m:den>
+        </m:f>
+        <m:r>
+          <m:rPr>
+            <m:sty m:val="p"/>
+          </m:rPr>
+          <m:t>≈</m:t>
+        </m:r>
+        <m:r>
+          <m:t>0.7071</m:t>
+        </m:r>
+      </m:oMath>
+      <w:r>
+        <w:t xml:space="preserve">:</w:t>
+      </w:r>
+    </w:p>
+    <w:p>
+      <w:pPr>
+        <w:pStyle w:val="BodyText"/>
+      </w:pPr>
+      <m:oMathPara>
+        <m:oMathParaPr>
+          <m:jc m:val="center"/>
+        </m:oMathParaPr>
+        <m:oMath>
+          <m:eqArr>
+            <m:e>
+              <m:r>
+                <m:rPr>
+                  <m:sty m:val="p"/>
+                </m:rPr>
+                <m:t>cos</m:t>
+              </m:r>
+              <m:r>
+                <m:rPr>
+                  <m:sty m:val="p"/>
+                </m:rPr>
+                <m:t>(</m:t>
+              </m:r>
+              <m:r>
+                <m:t>π</m:t>
+              </m:r>
+              <m:r>
+                <m:rPr>
+                  <m:sty m:val="p"/>
+                </m:rPr>
+                <m:t>/</m:t>
+              </m:r>
+              <m:r>
+                <m:t>4</m:t>
+              </m:r>
+              <m:r>
+                <m:rPr>
+                  <m:sty m:val="p"/>
+                </m:rPr>
+                <m:t>)</m:t>
+              </m:r>
+              <m:r>
+                <m:t>&amp;</m:t>
+              </m:r>
+              <m:r>
+                <m:rPr>
+                  <m:sty m:val="p"/>
+                </m:rPr>
+                <m:t>=</m:t>
+              </m:r>
+              <m:r>
+                <m:rPr>
+                  <m:sty m:val="p"/>
+                </m:rPr>
+                <m:t>sin</m:t>
+              </m:r>
+              <m:r>
+                <m:rPr>
+                  <m:sty m:val="p"/>
+                </m:rPr>
+                <m:t>(</m:t>
+              </m:r>
+              <m:r>
+                <m:t>π</m:t>
+              </m:r>
+              <m:r>
+                <m:rPr>
+                  <m:sty m:val="p"/>
+                </m:rPr>
+                <m:t>/</m:t>
+              </m:r>
+              <m:r>
+                <m:t>4</m:t>
+              </m:r>
+              <m:r>
+                <m:rPr>
+                  <m:sty m:val="p"/>
+                </m:rPr>
+                <m:t>)</m:t>
+              </m:r>
+            </m:e>
+            <m:e>
+              <m:r>
+                <m:t>&amp;</m:t>
+              </m:r>
+              <m:r>
+                <m:rPr>
+                  <m:sty m:val="p"/>
+                </m:rPr>
+                <m:t>=</m:t>
+              </m:r>
+              <m:f>
+                <m:fPr>
+                  <m:type m:val="lin"/>
+                </m:fPr>
+                <m:num>
+                  <m:r>
+                    <m:t>1</m:t>
+                  </m:r>
+                </m:num>
+                <m:den>
+                  <m:rad>
+                    <m:radPr>
+                      <m:degHide m:val="on"/>
+                    </m:radPr>
+                    <m:deg/>
+                    <m:e>
+                      <m:r>
+                        <m:t>2</m:t>
+                      </m:r>
+                    </m:e>
+                  </m:rad>
+                </m:den>
+              </m:f>
+              <m:r>
+                <m:rPr>
+                  <m:sty m:val="p"/>
+                </m:rPr>
+                <m:t>.</m:t>
+              </m:r>
+            </m:e>
+          </m:eqArr>
+        </m:oMath>
+      </m:oMathPara>
+    </w:p>
+    <w:p>
+      <w:pPr>
+        <w:pStyle w:val="FirstParagraph"/>
+      </w:pPr>
+      <w:r>
+        <w:t xml:space="preserve">Angles are also measured in</w:t>
+      </w:r>
+      <w:r>
+        <w:t xml:space="preserve"> </w:t>
+      </w:r>
+      <w:r>
+        <w:rPr>
+          <w:i/>
+          <w:iCs/>
+        </w:rPr>
+        <w:t xml:space="preserve">degrees</w:t>
+      </w:r>
+      <w:r>
+        <w:t xml:space="preserve">, with a full turn of</w:t>
+      </w:r>
+      <w:r>
+        <w:t xml:space="preserve"> </w:t>
+      </w:r>
+      <m:oMath>
+        <m:r>
+          <m:t>2</m:t>
+        </m:r>
+        <m:r>
+          <m:t>π</m:t>
+        </m:r>
+      </m:oMath>
+      <w:r>
+        <w:t xml:space="preserve"> </w:t>
+      </w:r>
+      <w:r>
+        <w:t xml:space="preserve">equal to</w:t>
+      </w:r>
+      <w:r>
+        <w:t xml:space="preserve"> </w:t>
+      </w:r>
+      <m:oMath>
+        <m:r>
+          <m:t>360</m:t>
+        </m:r>
+      </m:oMath>
+      <w:r>
+        <w:t xml:space="preserve"> </w:t>
+      </w:r>
+      <w:r>
+        <w:t xml:space="preserve">degrees,</w:t>
+      </w:r>
+      <w:r>
+        <w:t xml:space="preserve"> </w:t>
+      </w:r>
+      <w:r>
+        <w:t xml:space="preserve">so</w:t>
+      </w:r>
+      <w:r>
+        <w:t xml:space="preserve"> </w:t>
+      </w:r>
+      <m:oMath>
+        <m:r>
+          <m:t>π</m:t>
+        </m:r>
+        <m:r>
+          <m:rPr>
+            <m:sty m:val="p"/>
+          </m:rPr>
+          <m:t>/</m:t>
+        </m:r>
+        <m:r>
+          <m:t>2</m:t>
+        </m:r>
+      </m:oMath>
+      <w:r>
+        <w:t xml:space="preserve"> </w:t>
+      </w:r>
+      <w:r>
+        <w:t xml:space="preserve">is</w:t>
+      </w:r>
+      <w:r>
+        <w:t xml:space="preserve"> </w:t>
+      </w:r>
+      <m:oMath>
+        <m:r>
+          <m:t>90</m:t>
+        </m:r>
+      </m:oMath>
+      <w:r>
+        <w:t xml:space="preserve"> </w:t>
+      </w:r>
+      <w:r>
+        <w:t xml:space="preserve">degrees and</w:t>
+      </w:r>
+      <w:r>
+        <w:t xml:space="preserve"> </w:t>
+      </w:r>
+      <m:oMath>
+        <m:r>
+          <m:t>π</m:t>
+        </m:r>
+        <m:r>
+          <m:rPr>
+            <m:sty m:val="p"/>
+          </m:rPr>
+          <m:t>/</m:t>
+        </m:r>
+        <m:r>
+          <m:t>4</m:t>
+        </m:r>
+      </m:oMath>
+      <w:r>
+        <w:t xml:space="preserve"> </w:t>
+      </w:r>
+      <w:r>
+        <w:t xml:space="preserve">is</w:t>
+      </w:r>
+      <w:r>
+        <w:t xml:space="preserve"> </w:t>
+      </w:r>
+      <m:oMath>
+        <m:r>
+          <m:t>45</m:t>
+        </m:r>
+      </m:oMath>
+      <w:r>
+        <w:t xml:space="preserve"> </w:t>
+      </w:r>
+      <w:r>
+        <w:t xml:space="preserve">degrees.</w:t>
+      </w:r>
+    </w:p>
+    <w:bookmarkEnd w:id="237"/>
+    <w:bookmarkStart w:id="238" w:name="thm-cosine-sine-identity"/>
+    <w:p>
+      <w:pPr>
+        <w:pStyle w:val="BodyText"/>
+      </w:pPr>
+      <w:r>
+        <w:rPr>
+          <w:b/>
+          <w:bCs/>
+        </w:rPr>
+        <w:t xml:space="preserve">Theorem 32 (The Pythagorean identity)</w:t>
+      </w:r>
+      <w:r>
+        <w:t xml:space="preserve"> </w:t>
+      </w:r>
+      <w:r>
+        <w:t xml:space="preserve">For every real number</w:t>
+      </w:r>
+      <w:r>
+        <w:t xml:space="preserve"> </w:t>
+      </w:r>
+      <m:oMath>
+        <m:r>
+          <m:t>θ</m:t>
+        </m:r>
+      </m:oMath>
+      <w:r>
+        <w:t xml:space="preserve">,</w:t>
+      </w:r>
+    </w:p>
+    <w:p>
+      <w:pPr>
+        <w:pStyle w:val="BodyText"/>
+      </w:pPr>
+      <m:oMathPara>
+        <m:oMathParaPr>
+          <m:jc m:val="center"/>
+        </m:oMathParaPr>
+        <m:oMath>
+          <m:sSup>
+            <m:e>
+              <m:r>
+                <m:rPr>
+                  <m:sty m:val="p"/>
+                </m:rPr>
+                <m:t>cos</m:t>
+              </m:r>
+            </m:e>
+            <m:sup>
+              <m:r>
+                <m:t>2</m:t>
+              </m:r>
+            </m:sup>
+          </m:sSup>
+          <m:r>
+            <m:t>θ</m:t>
+          </m:r>
+          <m:r>
+            <m:rPr>
+              <m:sty m:val="p"/>
+            </m:rPr>
+            <m:t>+</m:t>
+          </m:r>
+          <m:sSup>
+            <m:e>
+              <m:r>
+                <m:rPr>
+                  <m:sty m:val="p"/>
+                </m:rPr>
+                <m:t>sin</m:t>
+              </m:r>
+            </m:e>
+            <m:sup>
+              <m:r>
+                <m:t>2</m:t>
+              </m:r>
+            </m:sup>
+          </m:sSup>
+          <m:r>
+            <m:t>θ</m:t>
+          </m:r>
+          <m:r>
+            <m:rPr>
+              <m:sty m:val="p"/>
+            </m:rPr>
+            <m:t>=</m:t>
+          </m:r>
+          <m:r>
+            <m:t>1</m:t>
+          </m:r>
+          <m:r>
+            <m:rPr>
+              <m:sty m:val="p"/>
+            </m:rPr>
+            <m:t>.</m:t>
+          </m:r>
+        </m:oMath>
+      </m:oMathPara>
+    </w:p>
+    <w:bookmarkEnd w:id="238"/>
+    <w:p>
+      <w:pPr>
+        <w:pStyle w:val="FirstParagraph"/>
+      </w:pPr>
+      <w:r>
+        <w:rPr>
+          <w:i/>
+          <w:iCs/>
+        </w:rPr>
+        <w:t xml:space="preserve">Proof</w:t>
+      </w:r>
+      <w:r>
+        <w:t xml:space="preserve">. </w:t>
+      </w:r>
+      <w:r>
+        <w:t xml:space="preserve">The point</w:t>
+      </w:r>
+      <w:r>
+        <w:t xml:space="preserve"> </w:t>
+      </w:r>
+      <m:oMath>
+        <m:r>
+          <m:rPr>
+            <m:sty m:val="p"/>
+          </m:rPr>
+          <m:t>(</m:t>
+        </m:r>
+        <m:r>
+          <m:rPr>
+            <m:sty m:val="p"/>
+          </m:rPr>
+          <m:t>cos</m:t>
+        </m:r>
+        <m:r>
+          <m:t>θ</m:t>
+        </m:r>
+        <m:r>
+          <m:rPr>
+            <m:sty m:val="p"/>
+          </m:rPr>
+          <m:t>,</m:t>
+        </m:r>
+        <m:r>
+          <m:rPr>
+            <m:sty m:val="p"/>
+          </m:rPr>
+          <m:t>sin</m:t>
+        </m:r>
+        <m:r>
+          <m:t>θ</m:t>
+        </m:r>
+        <m:r>
+          <m:rPr>
+            <m:sty m:val="p"/>
+          </m:rPr>
+          <m:t>)</m:t>
+        </m:r>
+      </m:oMath>
+      <w:r>
+        <w:t xml:space="preserve"> </w:t>
+      </w:r>
+      <w:r>
+        <w:t xml:space="preserve">lies on the unit circle (</w:t>
+      </w:r>
+      <w:hyperlink w:anchor="def-cosine-sine">
+        <w:r>
+          <w:rPr>
+            <w:rStyle w:val="Hyperlink"/>
+          </w:rPr>
+          <w:t xml:space="preserve">Definition 53</w:t>
+        </w:r>
+      </w:hyperlink>
+      <w:r>
+        <w:t xml:space="preserve">),</w:t>
+      </w:r>
+      <w:r>
+        <w:t xml:space="preserve"> </w:t>
+      </w:r>
+      <w:r>
+        <w:t xml:space="preserve">so its coordinates satisfy</w:t>
+      </w:r>
+      <w:r>
+        <w:t xml:space="preserve"> </w:t>
+      </w:r>
+      <m:oMath>
+        <m:sSubSup>
+          <m:e>
+            <m:r>
+              <m:t>x</m:t>
+            </m:r>
+          </m:e>
+          <m:sub>
+            <m:r>
+              <m:t>1</m:t>
+            </m:r>
+          </m:sub>
+          <m:sup>
+            <m:r>
+              <m:t>2</m:t>
+            </m:r>
+          </m:sup>
+        </m:sSubSup>
+        <m:r>
+          <m:rPr>
+            <m:sty m:val="p"/>
+          </m:rPr>
+          <m:t>+</m:t>
+        </m:r>
+        <m:sSubSup>
+          <m:e>
+            <m:r>
+              <m:t>x</m:t>
+            </m:r>
+          </m:e>
+          <m:sub>
+            <m:r>
+              <m:t>2</m:t>
+            </m:r>
+          </m:sub>
+          <m:sup>
+            <m:r>
+              <m:t>2</m:t>
+            </m:r>
+          </m:sup>
+        </m:sSubSup>
+        <m:r>
+          <m:rPr>
+            <m:sty m:val="p"/>
+          </m:rPr>
+          <m:t>=</m:t>
+        </m:r>
+        <m:r>
+          <m:t>1</m:t>
+        </m:r>
+      </m:oMath>
+      <w:r>
+        <w:t xml:space="preserve">.</w:t>
+      </w:r>
+    </w:p>
+    <w:bookmarkStart w:id="243" w:name="exm-cosine-sine-unit-circle"/>
+    <w:p>
+      <w:pPr>
+        <w:pStyle w:val="BodyText"/>
+      </w:pPr>
+      <w:r>
+        <w:rPr>
+          <w:b/>
+          <w:bCs/>
+        </w:rPr>
+        <w:t xml:space="preserve">Example 52 (The unit circle and the angle</w:t>
+      </w:r>
+      <w:r>
+        <w:rPr>
+          <w:b/>
+          <w:bCs/>
+        </w:rPr>
+        <w:t xml:space="preserve"> </w:t>
+      </w:r>
+      <m:oMath>
+        <m:r>
+          <m:t>π</m:t>
+        </m:r>
+        <m:r>
+          <m:rPr>
+            <m:sty m:val="p"/>
+          </m:rPr>
+          <m:t>/</m:t>
+        </m:r>
+        <m:r>
+          <m:t>3</m:t>
+        </m:r>
+      </m:oMath>
+      <w:r>
+        <w:rPr>
+          <w:b/>
+          <w:bCs/>
+        </w:rPr>
+        <w:t xml:space="preserve">)</w:t>
+      </w:r>
+      <w:r>
+        <w:t xml:space="preserve"> </w:t>
+      </w:r>
+      <w:r>
+        <w:t xml:space="preserve">Take</w:t>
+      </w:r>
+      <w:r>
+        <w:t xml:space="preserve"> </w:t>
+      </w:r>
+      <m:oMath>
+        <m:r>
+          <m:t>θ</m:t>
+        </m:r>
+        <m:r>
+          <m:rPr>
+            <m:sty m:val="p"/>
+          </m:rPr>
+          <m:t>=</m:t>
+        </m:r>
+        <m:r>
+          <m:t>π</m:t>
+        </m:r>
+        <m:r>
+          <m:rPr>
+            <m:sty m:val="p"/>
+          </m:rPr>
+          <m:t>/</m:t>
+        </m:r>
+        <m:r>
+          <m:t>3</m:t>
+        </m:r>
+      </m:oMath>
+      <w:r>
+        <w:t xml:space="preserve">, one sixth of the way round the circle.</w:t>
+      </w:r>
+      <w:r>
+        <w:t xml:space="preserve"> </w:t>
+      </w:r>
+      <w:hyperlink w:anchor="fig-cosine-sine-unit-circle">
+        <w:r>
+          <w:rPr>
+            <w:rStyle w:val="Hyperlink"/>
+          </w:rPr>
+          <w:t xml:space="preserve">Figure 3</w:t>
+        </w:r>
+      </w:hyperlink>
+      <w:r>
+        <w:t xml:space="preserve"> </w:t>
+      </w:r>
+      <w:r>
+        <w:t xml:space="preserve">shows the point reached,</w:t>
+      </w:r>
+      <w:r>
+        <w:t xml:space="preserve"> </w:t>
+      </w:r>
+      <m:oMath>
+        <m:r>
+          <m:rPr>
+            <m:sty m:val="p"/>
+          </m:rPr>
+          <m:t>(</m:t>
+        </m:r>
+        <m:r>
+          <m:rPr>
+            <m:sty m:val="p"/>
+          </m:rPr>
+          <m:t>cos</m:t>
+        </m:r>
+        <m:r>
+          <m:t>θ</m:t>
+        </m:r>
+        <m:r>
+          <m:rPr>
+            <m:sty m:val="p"/>
+          </m:rPr>
+          <m:t>,</m:t>
+        </m:r>
+        <m:r>
+          <m:rPr>
+            <m:sty m:val="p"/>
+          </m:rPr>
+          <m:t>sin</m:t>
+        </m:r>
+        <m:r>
+          <m:t>θ</m:t>
+        </m:r>
+        <m:r>
+          <m:rPr>
+            <m:sty m:val="p"/>
+          </m:rPr>
+          <m:t>)</m:t>
+        </m:r>
+      </m:oMath>
+      <w:r>
+        <w:t xml:space="preserve">, and its two coordinates.</w:t>
+      </w:r>
+      <w:r>
+        <w:t xml:space="preserve"> </w:t>
+      </w:r>
+      <w:r>
+        <w:t xml:space="preserve">The point is a vertex of a regular hexagon inscribed in the unit circle,</w:t>
+      </w:r>
+      <w:r>
+        <w:t xml:space="preserve"> </w:t>
+      </w:r>
+      <w:r>
+        <w:t xml:space="preserve">whose sides have the same length as its radius,</w:t>
+      </w:r>
+      <w:r>
+        <w:t xml:space="preserve"> </w:t>
+      </w:r>
+      <w:r>
+        <w:t xml:space="preserve">so the point is at distance</w:t>
+      </w:r>
+      <w:r>
+        <w:t xml:space="preserve"> </w:t>
+      </w:r>
+      <m:oMath>
+        <m:r>
+          <m:t>1</m:t>
+        </m:r>
+      </m:oMath>
+      <w:r>
+        <w:t xml:space="preserve"> </w:t>
+      </w:r>
+      <w:r>
+        <w:t xml:space="preserve">from</w:t>
+      </w:r>
+      <w:r>
+        <w:t xml:space="preserve"> </w:t>
+      </w:r>
+      <m:oMath>
+        <m:r>
+          <m:rPr>
+            <m:sty m:val="p"/>
+          </m:rPr>
+          <m:t>(</m:t>
+        </m:r>
+        <m:r>
+          <m:t>1</m:t>
+        </m:r>
+        <m:r>
+          <m:rPr>
+            <m:sty m:val="p"/>
+          </m:rPr>
+          <m:t>,</m:t>
+        </m:r>
+        <m:r>
+          <m:t>0</m:t>
+        </m:r>
+        <m:r>
+          <m:rPr>
+            <m:sty m:val="p"/>
+          </m:rPr>
+          <m:t>)</m:t>
+        </m:r>
+      </m:oMath>
+      <w:r>
+        <w:t xml:space="preserve">.</w:t>
+      </w:r>
+      <w:r>
+        <w:t xml:space="preserve"> </w:t>
+      </w:r>
+      <w:r>
+        <w:t xml:space="preserve">Writing</w:t>
+      </w:r>
+      <w:r>
+        <w:t xml:space="preserve"> </w:t>
+      </w:r>
+      <m:oMath>
+        <m:r>
+          <m:rPr>
+            <m:sty m:val="p"/>
+          </m:rPr>
+          <m:t>(</m:t>
+        </m:r>
+        <m:sSub>
+          <m:e>
+            <m:r>
+              <m:t>x</m:t>
+            </m:r>
+          </m:e>
+          <m:sub>
+            <m:r>
+              <m:t>1</m:t>
+            </m:r>
+          </m:sub>
+        </m:sSub>
+        <m:r>
+          <m:rPr>
+            <m:sty m:val="p"/>
+          </m:rPr>
+          <m:t>,</m:t>
+        </m:r>
+        <m:sSub>
+          <m:e>
+            <m:r>
+              <m:t>x</m:t>
+            </m:r>
+          </m:e>
+          <m:sub>
+            <m:r>
+              <m:t>2</m:t>
+            </m:r>
+          </m:sub>
+        </m:sSub>
+        <m:r>
+          <m:rPr>
+            <m:sty m:val="p"/>
+          </m:rPr>
+          <m:t>)</m:t>
+        </m:r>
+        <m:r>
+          <m:rPr>
+            <m:sty m:val="p"/>
+          </m:rPr>
+          <m:t>=</m:t>
+        </m:r>
+        <m:r>
+          <m:rPr>
+            <m:sty m:val="p"/>
+          </m:rPr>
+          <m:t>(</m:t>
+        </m:r>
+        <m:r>
+          <m:rPr>
+            <m:sty m:val="p"/>
+          </m:rPr>
+          <m:t>cos</m:t>
+        </m:r>
+        <m:r>
+          <m:t>θ</m:t>
+        </m:r>
+        <m:r>
+          <m:rPr>
+            <m:sty m:val="p"/>
+          </m:rPr>
+          <m:t>,</m:t>
+        </m:r>
+        <m:r>
+          <m:rPr>
+            <m:sty m:val="p"/>
+          </m:rPr>
+          <m:t>sin</m:t>
+        </m:r>
+        <m:r>
+          <m:t>θ</m:t>
+        </m:r>
+        <m:r>
+          <m:rPr>
+            <m:sty m:val="p"/>
+          </m:rPr>
+          <m:t>)</m:t>
+        </m:r>
+      </m:oMath>
+      <w:r>
+        <w:t xml:space="preserve">,</w:t>
+      </w:r>
+    </w:p>
+    <w:p>
+      <w:pPr>
+        <w:pStyle w:val="BodyText"/>
+      </w:pPr>
+      <m:oMathPara>
+        <m:oMathParaPr>
+          <m:jc m:val="center"/>
+        </m:oMathParaPr>
+        <m:oMath>
+          <m:eqArr>
+            <m:e>
+              <m:r>
+                <m:t>1</m:t>
+              </m:r>
+              <m:r>
+                <m:t>&amp;</m:t>
+              </m:r>
+              <m:r>
+                <m:rPr>
+                  <m:sty m:val="p"/>
+                </m:rPr>
+                <m:t>=</m:t>
+              </m:r>
+              <m:r>
+                <m:rPr>
+                  <m:sty m:val="p"/>
+                </m:rPr>
+                <m:t>(</m:t>
+              </m:r>
+              <m:sSub>
+                <m:e>
+                  <m:r>
+                    <m:t>x</m:t>
+                  </m:r>
+                </m:e>
+                <m:sub>
+                  <m:r>
+                    <m:t>1</m:t>
+                  </m:r>
+                </m:sub>
+              </m:sSub>
+              <m:r>
+                <m:rPr>
+                  <m:sty m:val="p"/>
+                </m:rPr>
+                <m:t>−</m:t>
+              </m:r>
+              <m:r>
+                <m:t>1</m:t>
+              </m:r>
+              <m:sSup>
+                <m:e>
+                  <m:r>
+                    <m:rPr>
+                      <m:sty m:val="p"/>
+                    </m:rPr>
+                    <m:t>)</m:t>
+                  </m:r>
+                </m:e>
+                <m:sup>
+                  <m:r>
+                    <m:t>2</m:t>
+                  </m:r>
+                </m:sup>
+              </m:sSup>
+              <m:r>
+                <m:rPr>
+                  <m:sty m:val="p"/>
+                </m:rPr>
+                <m:t>+</m:t>
+              </m:r>
+              <m:sSubSup>
+                <m:e>
+                  <m:r>
+                    <m:t>x</m:t>
+                  </m:r>
+                </m:e>
+                <m:sub>
+                  <m:r>
+                    <m:t>2</m:t>
+                  </m:r>
+                </m:sub>
+                <m:sup>
+                  <m:r>
+                    <m:t>2</m:t>
+                  </m:r>
+                </m:sup>
+              </m:sSubSup>
+            </m:e>
+            <m:e>
+              <m:r>
+                <m:t>&amp;</m:t>
+              </m:r>
+              <m:r>
+                <m:rPr>
+                  <m:sty m:val="p"/>
+                </m:rPr>
+                <m:t>=</m:t>
+              </m:r>
+              <m:sSubSup>
+                <m:e>
+                  <m:r>
+                    <m:t>x</m:t>
+                  </m:r>
+                </m:e>
+                <m:sub>
+                  <m:r>
+                    <m:t>1</m:t>
+                  </m:r>
+                </m:sub>
+                <m:sup>
+                  <m:r>
+                    <m:t>2</m:t>
+                  </m:r>
+                </m:sup>
+              </m:sSubSup>
+              <m:r>
+                <m:rPr>
+                  <m:sty m:val="p"/>
+                </m:rPr>
+                <m:t>+</m:t>
+              </m:r>
+              <m:sSubSup>
+                <m:e>
+                  <m:r>
+                    <m:t>x</m:t>
+                  </m:r>
+                </m:e>
+                <m:sub>
+                  <m:r>
+                    <m:t>2</m:t>
+                  </m:r>
+                </m:sub>
+                <m:sup>
+                  <m:r>
+                    <m:t>2</m:t>
+                  </m:r>
+                </m:sup>
+              </m:sSubSup>
+              <m:r>
+                <m:rPr>
+                  <m:sty m:val="p"/>
+                </m:rPr>
+                <m:t>−</m:t>
+              </m:r>
+              <m:r>
+                <m:t>2</m:t>
+              </m:r>
+              <m:sSub>
+                <m:e>
+                  <m:r>
+                    <m:t>x</m:t>
+                  </m:r>
+                </m:e>
+                <m:sub>
+                  <m:r>
+                    <m:t>1</m:t>
+                  </m:r>
+                </m:sub>
+              </m:sSub>
+              <m:r>
+                <m:rPr>
+                  <m:sty m:val="p"/>
+                </m:rPr>
+                <m:t>+</m:t>
+              </m:r>
+              <m:r>
+                <m:t>1</m:t>
+              </m:r>
+            </m:e>
+            <m:e>
+              <m:r>
+                <m:t>&amp;</m:t>
+              </m:r>
+              <m:r>
+                <m:rPr>
+                  <m:sty m:val="p"/>
+                </m:rPr>
+                <m:t>=</m:t>
+              </m:r>
+              <m:r>
+                <m:t>2</m:t>
+              </m:r>
+              <m:r>
+                <m:rPr>
+                  <m:sty m:val="p"/>
+                </m:rPr>
+                <m:t>−</m:t>
+              </m:r>
+              <m:r>
+                <m:t>2</m:t>
+              </m:r>
+              <m:sSub>
+                <m:e>
+                  <m:r>
+                    <m:t>x</m:t>
+                  </m:r>
+                </m:e>
+                <m:sub>
+                  <m:r>
+                    <m:t>1</m:t>
+                  </m:r>
+                </m:sub>
+              </m:sSub>
+              <m:r>
+                <m:rPr>
+                  <m:sty m:val="p"/>
+                </m:rPr>
+                <m:t>,</m:t>
+              </m:r>
+            </m:e>
+          </m:eqArr>
+        </m:oMath>
+      </m:oMathPara>
+    </w:p>
+    <w:p>
+      <w:pPr>
+        <w:pStyle w:val="FirstParagraph"/>
+      </w:pPr>
+      <w:r>
+        <w:t xml:space="preserve">so</w:t>
+      </w:r>
+      <w:r>
+        <w:t xml:space="preserve"> </w:t>
+      </w:r>
+      <m:oMath>
+        <m:r>
+          <m:rPr>
+            <m:sty m:val="p"/>
+          </m:rPr>
+          <m:t>cos</m:t>
+        </m:r>
+        <m:r>
+          <m:rPr>
+            <m:sty m:val="p"/>
+          </m:rPr>
+          <m:t>(</m:t>
+        </m:r>
+        <m:r>
+          <m:t>π</m:t>
+        </m:r>
+        <m:r>
+          <m:rPr>
+            <m:sty m:val="p"/>
+          </m:rPr>
+          <m:t>/</m:t>
+        </m:r>
+        <m:r>
+          <m:t>3</m:t>
+        </m:r>
+        <m:r>
+          <m:rPr>
+            <m:sty m:val="p"/>
+          </m:rPr>
+          <m:t>)</m:t>
+        </m:r>
+        <m:r>
+          <m:rPr>
+            <m:sty m:val="p"/>
+          </m:rPr>
+          <m:t>=</m:t>
+        </m:r>
+        <m:sSub>
+          <m:e>
+            <m:r>
+              <m:t>x</m:t>
+            </m:r>
+          </m:e>
+          <m:sub>
+            <m:r>
+              <m:t>1</m:t>
+            </m:r>
+          </m:sub>
+        </m:sSub>
+        <m:r>
+          <m:rPr>
+            <m:sty m:val="p"/>
+          </m:rPr>
+          <m:t>=</m:t>
+        </m:r>
+        <m:f>
+          <m:fPr>
+            <m:type m:val="lin"/>
+          </m:fPr>
+          <m:num>
+            <m:r>
+              <m:t>1</m:t>
+            </m:r>
+          </m:num>
+          <m:den>
+            <m:r>
+              <m:t>2</m:t>
+            </m:r>
+          </m:den>
+        </m:f>
+      </m:oMath>
+      <w:r>
+        <w:t xml:space="preserve">,</w:t>
+      </w:r>
+      <w:r>
+        <w:t xml:space="preserve"> </w:t>
+      </w:r>
+      <w:r>
+        <w:t xml:space="preserve">and then</w:t>
+      </w:r>
+      <w:r>
+        <w:t xml:space="preserve"> </w:t>
+      </w:r>
+      <m:oMath>
+        <m:r>
+          <m:rPr>
+            <m:sty m:val="p"/>
+          </m:rPr>
+          <m:t>sin</m:t>
+        </m:r>
+        <m:r>
+          <m:rPr>
+            <m:sty m:val="p"/>
+          </m:rPr>
+          <m:t>(</m:t>
+        </m:r>
+        <m:r>
+          <m:t>π</m:t>
+        </m:r>
+        <m:r>
+          <m:rPr>
+            <m:sty m:val="p"/>
+          </m:rPr>
+          <m:t>/</m:t>
+        </m:r>
+        <m:r>
+          <m:t>3</m:t>
+        </m:r>
+        <m:r>
+          <m:rPr>
+            <m:sty m:val="p"/>
+          </m:rPr>
+          <m:t>)</m:t>
+        </m:r>
+        <m:r>
+          <m:rPr>
+            <m:sty m:val="p"/>
+          </m:rPr>
+          <m:t>=</m:t>
+        </m:r>
+        <m:rad>
+          <m:radPr>
+            <m:degHide m:val="on"/>
+          </m:radPr>
+          <m:deg/>
+          <m:e>
+            <m:r>
+              <m:t>1</m:t>
+            </m:r>
+            <m:r>
+              <m:rPr>
+                <m:sty m:val="p"/>
+              </m:rPr>
+              <m:t>−</m:t>
+            </m:r>
+            <m:f>
+              <m:fPr>
+                <m:type m:val="lin"/>
+              </m:fPr>
+              <m:num>
+                <m:r>
+                  <m:t>1</m:t>
+                </m:r>
+              </m:num>
+              <m:den>
+                <m:r>
+                  <m:t>4</m:t>
+                </m:r>
+              </m:den>
+            </m:f>
+          </m:e>
+        </m:rad>
+        <m:r>
+          <m:rPr>
+            <m:sty m:val="p"/>
+          </m:rPr>
+          <m:t>=</m:t>
+        </m:r>
+        <m:f>
+          <m:fPr>
+            <m:type m:val="lin"/>
+          </m:fPr>
+          <m:num>
+            <m:rad>
+              <m:radPr>
+                <m:degHide m:val="on"/>
+              </m:radPr>
+              <m:deg/>
+              <m:e>
+                <m:r>
+                  <m:t>3</m:t>
+                </m:r>
+              </m:e>
+            </m:rad>
+          </m:num>
+          <m:den>
+            <m:r>
+              <m:t>2</m:t>
+            </m:r>
+          </m:den>
+        </m:f>
+      </m:oMath>
+      <w:r>
+        <w:t xml:space="preserve">.</w:t>
+      </w:r>
+      <w:r>
+        <w:t xml:space="preserve"> </w:t>
+      </w:r>
+      <w:r>
+        <w:t xml:space="preserve">To three decimal places these are</w:t>
+      </w:r>
+      <w:r>
+        <w:t xml:space="preserve"> </w:t>
+      </w:r>
+      <w:r>
+        <w:t xml:space="preserve">0.5 and 0.866.</w:t>
+      </w:r>
+      <w:r>
+        <w:t xml:space="preserve"> </w:t>
+      </w:r>
+      <w:r>
+        <w:t xml:space="preserve">As</w:t>
+      </w:r>
+      <w:r>
+        <w:t xml:space="preserve"> </w:t>
+      </w:r>
+      <w:hyperlink w:anchor="thm-cosine-sine-identity">
+        <w:r>
+          <w:rPr>
+            <w:rStyle w:val="Hyperlink"/>
+          </w:rPr>
+          <w:t xml:space="preserve">Theorem 32</w:t>
+        </w:r>
+      </w:hyperlink>
+      <w:r>
+        <w:t xml:space="preserve"> </w:t>
+      </w:r>
+      <w:r>
+        <w:t xml:space="preserve">says, the squared coordinates add to</w:t>
+      </w:r>
+      <w:r>
+        <w:t xml:space="preserve"> </w:t>
+      </w:r>
+      <w:r>
+        <w:t xml:space="preserve">1.</w:t>
+      </w:r>
+    </w:p>
+    <w:tbl>
+      <w:tblPr>
+        <w:tblStyle w:val="Table"/>
+        <w:tblW w:type="pct" w:w="5000"/>
+        <w:tblLayout w:type="fixed"/>
+        <w:tblLook w:firstRow="0" w:lastRow="0" w:firstColumn="0" w:lastColumn="0" w:noHBand="0" w:noVBand="0" w:val="0000"/>
+      </w:tblPr>
+      <w:tblGrid>
+        <w:gridCol w:w="7920"/>
+      </w:tblGrid>
+      <w:tr>
+        <w:tc>
+          <w:tcPr/>
+          <w:bookmarkStart w:id="242" w:name="fig-cosine-sine-unit-circle"/>
+          <w:p>
+            <w:pPr>
+              <w:jc w:val="center"/>
+            </w:pPr>
+            <w:r>
+              <w:drawing>
+                <wp:inline>
+                  <wp:extent cx="4620126" cy="3696101"/>
+                  <wp:effectExtent b="0" l="0" r="0" t="0"/>
+                  <wp:docPr descr="" title="" id="240" name="Picture"/>
+                  <a:graphic>
+                    <a:graphicData uri="http://schemas.openxmlformats.org/drawingml/2006/picture">
+                      <pic:pic>
+                        <pic:nvPicPr>
+                          <pic:cNvPr descr="algebra_files/figure-docx/unnamed-chunk-3-1.png" id="241" name="Picture"/>
+                          <pic:cNvPicPr>
+                            <a:picLocks noChangeArrowheads="1" noChangeAspect="1"/>
+                          </pic:cNvPicPr>
+                        </pic:nvPicPr>
+                        <pic:blipFill>
+                          <a:blip r:embed="rId239"/>
+                          <a:stretch>
+                            <a:fillRect/>
+                          </a:stretch>
+                        </pic:blipFill>
+                        <pic:spPr bwMode="auto">
+                          <a:xfrm>
+                            <a:off x="0" y="0"/>
+                            <a:ext cx="4620126" cy="3696101"/>
+                          </a:xfrm>
+                          <a:prstGeom prst="rect">
+                            <a:avLst/>
+                          </a:prstGeom>
+                          <a:noFill/>
+                          <a:ln w="9525">
+                            <a:noFill/>
+                            <a:headEnd/>
+                            <a:tailEnd/>
+                          </a:ln>
+                        </pic:spPr>
+                      </pic:pic>
+                    </a:graphicData>
+                  </a:graphic>
+                </wp:inline>
+              </w:drawing>
+            </w:r>
+          </w:p>
+          <w:p>
+            <w:pPr>
+              <w:jc w:val="center"/>
+            </w:pPr>
+            <w:pPr>
+              <w:jc w:val="left"/>
+              <w:spacing w:before="200"/>
+              <w:pStyle w:val="ImageCaption"/>
+            </w:pPr>
+            <w:r>
+              <w:t xml:space="preserve">Figure 3: The unit circle with the point at angle</w:t>
+            </w:r>
+            <w:r>
+              <w:t xml:space="preserve"> </w:t>
+            </w:r>
+            <m:oMath>
+              <m:r>
+                <m:t>π</m:t>
+              </m:r>
+              <m:r>
+                <m:rPr>
+                  <m:sty m:val="p"/>
+                </m:rPr>
+                <m:t>/</m:t>
+              </m:r>
+              <m:r>
+                <m:t>3</m:t>
+              </m:r>
+            </m:oMath>
+            <w:r>
+              <w:t xml:space="preserve">.</w:t>
+            </w:r>
+            <w:r>
+              <w:t xml:space="preserve"> </w:t>
+            </w:r>
+            <w:r>
+              <w:t xml:space="preserve">Its horizontal coordinate is the cosine and its vertical coordinate is the sine.</w:t>
+            </w:r>
+          </w:p>
+          <w:bookmarkEnd w:id="242"/>
+        </w:tc>
+      </w:tr>
+    </w:tbl>
+    <w:bookmarkEnd w:id="243"/>
+    <w:bookmarkStart w:id="244" w:name="thm-cosine-bijection"/>
+    <w:p>
+      <w:pPr>
+        <w:pStyle w:val="BodyText"/>
+      </w:pPr>
+      <w:r>
+        <w:rPr>
+          <w:b/>
+          <w:bCs/>
+        </w:rPr>
+        <w:t xml:space="preserve">Theorem 33 (Cosine takes each value from</w:t>
+      </w:r>
+      <w:r>
+        <w:rPr>
+          <w:b/>
+          <w:bCs/>
+        </w:rPr>
+        <w:t xml:space="preserve"> </w:t>
+      </w:r>
+      <m:oMath>
+        <m:r>
+          <m:rPr>
+            <m:sty m:val="p"/>
+          </m:rPr>
+          <m:t>−</m:t>
+        </m:r>
+        <m:r>
+          <m:t>1</m:t>
+        </m:r>
+      </m:oMath>
+      <w:r>
+        <w:rPr>
+          <w:b/>
+          <w:bCs/>
+        </w:rPr>
+        <w:t xml:space="preserve"> </w:t>
+      </w:r>
+      <w:r>
+        <w:rPr>
+          <w:b/>
+          <w:bCs/>
+        </w:rPr>
+        <w:t xml:space="preserve">to</w:t>
+      </w:r>
+      <w:r>
+        <w:rPr>
+          <w:b/>
+          <w:bCs/>
+        </w:rPr>
+        <w:t xml:space="preserve"> </w:t>
+      </w:r>
+      <m:oMath>
+        <m:r>
+          <m:t>1</m:t>
+        </m:r>
+      </m:oMath>
+      <w:r>
+        <w:rPr>
+          <w:b/>
+          <w:bCs/>
+        </w:rPr>
+        <w:t xml:space="preserve"> </w:t>
+      </w:r>
+      <w:r>
+        <w:rPr>
+          <w:b/>
+          <w:bCs/>
+        </w:rPr>
+        <w:t xml:space="preserve">exactly once between</w:t>
+      </w:r>
+      <w:r>
+        <w:rPr>
+          <w:b/>
+          <w:bCs/>
+        </w:rPr>
+        <w:t xml:space="preserve"> </w:t>
+      </w:r>
+      <m:oMath>
+        <m:r>
+          <m:t>0</m:t>
+        </m:r>
+      </m:oMath>
+      <w:r>
+        <w:rPr>
+          <w:b/>
+          <w:bCs/>
+        </w:rPr>
+        <w:t xml:space="preserve"> </w:t>
+      </w:r>
+      <w:r>
+        <w:rPr>
+          <w:b/>
+          <w:bCs/>
+        </w:rPr>
+        <w:t xml:space="preserve">and</w:t>
+      </w:r>
+      <w:r>
+        <w:rPr>
+          <w:b/>
+          <w:bCs/>
+        </w:rPr>
+        <w:t xml:space="preserve"> </w:t>
+      </w:r>
+      <m:oMath>
+        <m:r>
+          <m:t>π</m:t>
+        </m:r>
+      </m:oMath>
+      <w:r>
+        <w:rPr>
+          <w:b/>
+          <w:bCs/>
+        </w:rPr>
+        <w:t xml:space="preserve">)</w:t>
+      </w:r>
+      <w:r>
+        <w:t xml:space="preserve"> </w:t>
+      </w:r>
+      <w:r>
+        <w:t xml:space="preserve">The function</w:t>
+      </w:r>
+      <w:r>
+        <w:t xml:space="preserve"> </w:t>
+      </w:r>
+      <m:oMath>
+        <m:r>
+          <m:rPr>
+            <m:sty m:val="p"/>
+          </m:rPr>
+          <m:t>cos</m:t>
+        </m:r>
+        <m:r>
+          <m:rPr>
+            <m:sty m:val="p"/>
+          </m:rPr>
+          <m:t>:</m:t>
+        </m:r>
+        <m:r>
+          <m:rPr>
+            <m:sty m:val="p"/>
+          </m:rPr>
+          <m:t>[</m:t>
+        </m:r>
+        <m:r>
+          <m:t>0</m:t>
+        </m:r>
+        <m:r>
+          <m:rPr>
+            <m:sty m:val="p"/>
+          </m:rPr>
+          <m:t>,</m:t>
+        </m:r>
+        <m:r>
+          <m:t>π</m:t>
+        </m:r>
+        <m:r>
+          <m:rPr>
+            <m:sty m:val="p"/>
+          </m:rPr>
+          <m:t>]</m:t>
+        </m:r>
+        <m:r>
+          <m:rPr>
+            <m:sty m:val="p"/>
+          </m:rPr>
+          <m:t>→</m:t>
+        </m:r>
+        <m:r>
+          <m:rPr>
+            <m:sty m:val="p"/>
+          </m:rPr>
+          <m:t>[</m:t>
+        </m:r>
+        <m:r>
+          <m:rPr>
+            <m:sty m:val="p"/>
+          </m:rPr>
+          <m:t>−</m:t>
+        </m:r>
+        <m:r>
+          <m:t>1</m:t>
+        </m:r>
+        <m:r>
+          <m:rPr>
+            <m:sty m:val="p"/>
+          </m:rPr>
+          <m:t>,</m:t>
+        </m:r>
+        <m:r>
+          <m:t>1</m:t>
+        </m:r>
+        <m:r>
+          <m:rPr>
+            <m:sty m:val="p"/>
+          </m:rPr>
+          <m:t>]</m:t>
+        </m:r>
+      </m:oMath>
+      <w:r>
+        <w:t xml:space="preserve"> </w:t>
+      </w:r>
+      <w:r>
+        <w:t xml:space="preserve">is decreasing, with</w:t>
+      </w:r>
+      <w:r>
+        <w:t xml:space="preserve"> </w:t>
+      </w:r>
+      <m:oMath>
+        <m:r>
+          <m:rPr>
+            <m:sty m:val="p"/>
+          </m:rPr>
+          <m:t>cos</m:t>
+        </m:r>
+        <m:r>
+          <m:t>0</m:t>
+        </m:r>
+        <m:r>
+          <m:rPr>
+            <m:sty m:val="p"/>
+          </m:rPr>
+          <m:t>=</m:t>
+        </m:r>
+        <m:r>
+          <m:t>1</m:t>
+        </m:r>
+      </m:oMath>
+      <w:r>
+        <w:t xml:space="preserve"> </w:t>
+      </w:r>
+      <w:r>
+        <w:t xml:space="preserve">and</w:t>
+      </w:r>
+      <w:r>
+        <w:t xml:space="preserve"> </w:t>
+      </w:r>
+      <m:oMath>
+        <m:r>
+          <m:rPr>
+            <m:sty m:val="p"/>
+          </m:rPr>
+          <m:t>cos</m:t>
+        </m:r>
+        <m:r>
+          <m:t>π</m:t>
+        </m:r>
+        <m:r>
+          <m:rPr>
+            <m:sty m:val="p"/>
+          </m:rPr>
+          <m:t>=</m:t>
+        </m:r>
+        <m:r>
+          <m:rPr>
+            <m:sty m:val="p"/>
+          </m:rPr>
+          <m:t>−</m:t>
+        </m:r>
+        <m:r>
+          <m:t>1</m:t>
+        </m:r>
+      </m:oMath>
+      <w:r>
+        <w:t xml:space="preserve">,</w:t>
+      </w:r>
+      <w:r>
+        <w:t xml:space="preserve"> </w:t>
+      </w:r>
+      <w:r>
+        <w:t xml:space="preserve">and takes each value in</w:t>
+      </w:r>
+      <w:r>
+        <w:t xml:space="preserve"> </w:t>
+      </w:r>
+      <m:oMath>
+        <m:r>
+          <m:rPr>
+            <m:sty m:val="p"/>
+          </m:rPr>
+          <m:t>[</m:t>
+        </m:r>
+        <m:r>
+          <m:rPr>
+            <m:sty m:val="p"/>
+          </m:rPr>
+          <m:t>−</m:t>
+        </m:r>
+        <m:r>
+          <m:t>1</m:t>
+        </m:r>
+        <m:r>
+          <m:rPr>
+            <m:sty m:val="p"/>
+          </m:rPr>
+          <m:t>,</m:t>
+        </m:r>
+        <m:r>
+          <m:t>1</m:t>
+        </m:r>
+        <m:r>
+          <m:rPr>
+            <m:sty m:val="p"/>
+          </m:rPr>
+          <m:t>]</m:t>
+        </m:r>
+      </m:oMath>
+      <w:r>
+        <w:t xml:space="preserve"> </w:t>
+      </w:r>
+      <w:r>
+        <w:t xml:space="preserve">exactly once.</w:t>
+      </w:r>
+      <w:r>
+        <w:t xml:space="preserve"> </w:t>
+      </w:r>
+      <w:r>
+        <w:t xml:space="preserve">On</w:t>
+      </w:r>
+      <w:r>
+        <w:t xml:space="preserve"> </w:t>
+      </w:r>
+      <m:oMath>
+        <m:r>
+          <m:rPr>
+            <m:sty m:val="p"/>
+          </m:rPr>
+          <m:t>[</m:t>
+        </m:r>
+        <m:r>
+          <m:t>0</m:t>
+        </m:r>
+        <m:r>
+          <m:rPr>
+            <m:sty m:val="p"/>
+          </m:rPr>
+          <m:t>,</m:t>
+        </m:r>
+        <m:r>
+          <m:t>π</m:t>
+        </m:r>
+        <m:r>
+          <m:rPr>
+            <m:sty m:val="p"/>
+          </m:rPr>
+          <m:t>]</m:t>
+        </m:r>
+      </m:oMath>
+      <w:r>
+        <w:t xml:space="preserve">,</w:t>
+      </w:r>
+      <w:r>
+        <w:t xml:space="preserve"> </w:t>
+      </w:r>
+      <m:oMath>
+        <m:r>
+          <m:rPr>
+            <m:sty m:val="p"/>
+          </m:rPr>
+          <m:t>sin</m:t>
+        </m:r>
+        <m:r>
+          <m:t>θ</m:t>
+        </m:r>
+        <m:r>
+          <m:rPr>
+            <m:sty m:val="p"/>
+          </m:rPr>
+          <m:t>≥</m:t>
+        </m:r>
+        <m:r>
+          <m:t>0</m:t>
+        </m:r>
+      </m:oMath>
+      <w:r>
+        <w:t xml:space="preserve">.</w:t>
+      </w:r>
+    </w:p>
+    <w:bookmarkEnd w:id="244"/>
+    <w:p>
+      <w:pPr>
+        <w:pStyle w:val="BodyText"/>
+      </w:pPr>
+      <w:r>
+        <w:rPr>
+          <w:i/>
+          <w:iCs/>
+        </w:rPr>
+        <w:t xml:space="preserve">Proof</w:t>
+      </w:r>
+      <w:r>
+        <w:t xml:space="preserve">. </w:t>
+      </w:r>
+      <w:r>
+        <w:t xml:space="preserve">For</w:t>
+      </w:r>
+      <w:r>
+        <w:t xml:space="preserve"> </w:t>
+      </w:r>
+      <m:oMath>
+        <m:r>
+          <m:t>θ</m:t>
+        </m:r>
+        <m:r>
+          <m:rPr>
+            <m:sty m:val="p"/>
+          </m:rPr>
+          <m:t>∈</m:t>
+        </m:r>
+        <m:r>
+          <m:rPr>
+            <m:sty m:val="p"/>
+          </m:rPr>
+          <m:t>[</m:t>
+        </m:r>
+        <m:r>
+          <m:t>0</m:t>
+        </m:r>
+        <m:r>
+          <m:rPr>
+            <m:sty m:val="p"/>
+          </m:rPr>
+          <m:t>,</m:t>
+        </m:r>
+        <m:r>
+          <m:t>π</m:t>
+        </m:r>
+        <m:r>
+          <m:rPr>
+            <m:sty m:val="p"/>
+          </m:rPr>
+          <m:t>]</m:t>
+        </m:r>
+      </m:oMath>
+      <w:r>
+        <w:t xml:space="preserve">, the point</w:t>
+      </w:r>
+      <w:r>
+        <w:t xml:space="preserve"> </w:t>
+      </w:r>
+      <m:oMath>
+        <m:r>
+          <m:rPr>
+            <m:sty m:val="p"/>
+          </m:rPr>
+          <m:t>(</m:t>
+        </m:r>
+        <m:r>
+          <m:rPr>
+            <m:sty m:val="p"/>
+          </m:rPr>
+          <m:t>cos</m:t>
+        </m:r>
+        <m:r>
+          <m:t>θ</m:t>
+        </m:r>
+        <m:r>
+          <m:rPr>
+            <m:sty m:val="p"/>
+          </m:rPr>
+          <m:t>,</m:t>
+        </m:r>
+        <m:r>
+          <m:rPr>
+            <m:sty m:val="p"/>
+          </m:rPr>
+          <m:t>sin</m:t>
+        </m:r>
+        <m:r>
+          <m:t>θ</m:t>
+        </m:r>
+        <m:r>
+          <m:rPr>
+            <m:sty m:val="p"/>
+          </m:rPr>
+          <m:t>)</m:t>
+        </m:r>
+      </m:oMath>
+      <w:r>
+        <w:t xml:space="preserve"> </w:t>
+      </w:r>
+      <w:r>
+        <w:t xml:space="preserve">is at distance</w:t>
+      </w:r>
+      <w:r>
+        <w:t xml:space="preserve"> </w:t>
+      </w:r>
+      <m:oMath>
+        <m:r>
+          <m:t>θ</m:t>
+        </m:r>
+      </m:oMath>
+      <w:r>
+        <w:t xml:space="preserve"> </w:t>
+      </w:r>
+      <w:r>
+        <w:t xml:space="preserve">along the circle</w:t>
+      </w:r>
+      <w:r>
+        <w:t xml:space="preserve"> </w:t>
+      </w:r>
+      <w:r>
+        <w:t xml:space="preserve">from</w:t>
+      </w:r>
+      <w:r>
+        <w:t xml:space="preserve"> </w:t>
+      </w:r>
+      <m:oMath>
+        <m:r>
+          <m:rPr>
+            <m:sty m:val="p"/>
+          </m:rPr>
+          <m:t>(</m:t>
+        </m:r>
+        <m:r>
+          <m:t>1</m:t>
+        </m:r>
+        <m:r>
+          <m:rPr>
+            <m:sty m:val="p"/>
+          </m:rPr>
+          <m:t>,</m:t>
+        </m:r>
+        <m:r>
+          <m:t>0</m:t>
+        </m:r>
+        <m:r>
+          <m:rPr>
+            <m:sty m:val="p"/>
+          </m:rPr>
+          <m:t>)</m:t>
+        </m:r>
+      </m:oMath>
+      <w:r>
+        <w:t xml:space="preserve">, counterclockwise, so it lies on the upper half of the unit circle,</w:t>
+      </w:r>
+      <w:r>
+        <w:t xml:space="preserve"> </w:t>
+      </w:r>
+      <m:oMath>
+        <m:r>
+          <m:t>​</m:t>
+        </m:r>
+        <m:d>
+          <m:dPr>
+            <m:begChr m:val="{"/>
+            <m:sepChr m:val=""/>
+            <m:endChr m:val="}"/>
+            <m:grow/>
+          </m:dPr>
+          <m:e>
+            <m:r>
+              <m:rPr>
+                <m:sty m:val="p"/>
+              </m:rPr>
+              <m:t>(</m:t>
+            </m:r>
+            <m:sSub>
+              <m:e>
+                <m:r>
+                  <m:t>x</m:t>
+                </m:r>
+              </m:e>
+              <m:sub>
+                <m:r>
+                  <m:t>1</m:t>
+                </m:r>
+              </m:sub>
+            </m:sSub>
+            <m:r>
+              <m:rPr>
+                <m:sty m:val="p"/>
+              </m:rPr>
+              <m:t>,</m:t>
+            </m:r>
+            <m:sSub>
+              <m:e>
+                <m:r>
+                  <m:t>x</m:t>
+                </m:r>
+              </m:e>
+              <m:sub>
+                <m:r>
+                  <m:t>2</m:t>
+                </m:r>
+              </m:sub>
+            </m:sSub>
+            <m:r>
+              <m:rPr>
+                <m:sty m:val="p"/>
+              </m:rPr>
+              <m:t>)</m:t>
+            </m:r>
+            <m:r>
+              <m:rPr>
+                <m:sty m:val="p"/>
+              </m:rPr>
+              <m:t>:</m:t>
+            </m:r>
+            <m:sSubSup>
+              <m:e>
+                <m:r>
+                  <m:t>x</m:t>
+                </m:r>
+              </m:e>
+              <m:sub>
+                <m:r>
+                  <m:t>1</m:t>
+                </m:r>
+              </m:sub>
+              <m:sup>
+                <m:r>
+                  <m:t>2</m:t>
+                </m:r>
+              </m:sup>
+            </m:sSubSup>
+            <m:r>
+              <m:rPr>
+                <m:sty m:val="p"/>
+              </m:rPr>
+              <m:t>+</m:t>
+            </m:r>
+            <m:sSubSup>
+              <m:e>
+                <m:r>
+                  <m:t>x</m:t>
+                </m:r>
+              </m:e>
+              <m:sub>
+                <m:r>
+                  <m:t>2</m:t>
+                </m:r>
+              </m:sub>
+              <m:sup>
+                <m:r>
+                  <m:t>2</m:t>
+                </m:r>
+              </m:sup>
+            </m:sSubSup>
+            <m:r>
+              <m:rPr>
+                <m:sty m:val="p"/>
+              </m:rPr>
+              <m:t>=</m:t>
+            </m:r>
+            <m:r>
+              <m:t>1</m:t>
+            </m:r>
+            <m:r>
+              <m:rPr>
+                <m:sty m:val="p"/>
+              </m:rPr>
+              <m:t>,</m:t>
+            </m:r>
+            <m:r>
+              <m:t> </m:t>
+            </m:r>
+            <m:sSub>
+              <m:e>
+                <m:r>
+                  <m:t>x</m:t>
+                </m:r>
+              </m:e>
+              <m:sub>
+                <m:r>
+                  <m:t>2</m:t>
+                </m:r>
+              </m:sub>
+            </m:sSub>
+            <m:r>
+              <m:rPr>
+                <m:sty m:val="p"/>
+              </m:rPr>
+              <m:t>≥</m:t>
+            </m:r>
+            <m:r>
+              <m:t>0</m:t>
+            </m:r>
+          </m:e>
+        </m:d>
+        <m:r>
+          <m:t>​</m:t>
+        </m:r>
+      </m:oMath>
+      <w:r>
+        <w:t xml:space="preserve">, which gives</w:t>
+      </w:r>
+      <w:r>
+        <w:t xml:space="preserve"> </w:t>
+      </w:r>
+      <m:oMath>
+        <m:r>
+          <m:rPr>
+            <m:sty m:val="p"/>
+          </m:rPr>
+          <m:t>sin</m:t>
+        </m:r>
+        <m:r>
+          <m:t>θ</m:t>
+        </m:r>
+        <m:r>
+          <m:rPr>
+            <m:sty m:val="p"/>
+          </m:rPr>
+          <m:t>≥</m:t>
+        </m:r>
+        <m:r>
+          <m:t>0</m:t>
+        </m:r>
+      </m:oMath>
+      <w:r>
+        <w:t xml:space="preserve">.</w:t>
+      </w:r>
+      <w:r>
+        <w:t xml:space="preserve"> </w:t>
+      </w:r>
+      <w:r>
+        <w:t xml:space="preserve">Different values of</w:t>
+      </w:r>
+      <w:r>
+        <w:t xml:space="preserve"> </w:t>
+      </w:r>
+      <m:oMath>
+        <m:r>
+          <m:t>θ</m:t>
+        </m:r>
+      </m:oMath>
+      <w:r>
+        <w:t xml:space="preserve"> </w:t>
+      </w:r>
+      <w:r>
+        <w:t xml:space="preserve">in</w:t>
+      </w:r>
+      <w:r>
+        <w:t xml:space="preserve"> </w:t>
+      </w:r>
+      <m:oMath>
+        <m:r>
+          <m:rPr>
+            <m:sty m:val="p"/>
+          </m:rPr>
+          <m:t>[</m:t>
+        </m:r>
+        <m:r>
+          <m:t>0</m:t>
+        </m:r>
+        <m:r>
+          <m:rPr>
+            <m:sty m:val="p"/>
+          </m:rPr>
+          <m:t>,</m:t>
+        </m:r>
+        <m:r>
+          <m:t>π</m:t>
+        </m:r>
+        <m:r>
+          <m:rPr>
+            <m:sty m:val="p"/>
+          </m:rPr>
+          <m:t>]</m:t>
+        </m:r>
+      </m:oMath>
+      <w:r>
+        <w:t xml:space="preserve"> </w:t>
+      </w:r>
+      <w:r>
+        <w:t xml:space="preserve">are different distances along that half circle,</w:t>
+      </w:r>
+      <w:r>
+        <w:t xml:space="preserve"> </w:t>
+      </w:r>
+      <w:r>
+        <w:t xml:space="preserve">so they give different points.</w:t>
+      </w:r>
+      <w:r>
+        <w:t xml:space="preserve"> </w:t>
+      </w:r>
+      <w:r>
+        <w:t xml:space="preserve">Two different points of the upper half have different first coordinates,</w:t>
+      </w:r>
+      <w:r>
+        <w:t xml:space="preserve"> </w:t>
+      </w:r>
+      <w:r>
+        <w:t xml:space="preserve">because</w:t>
+      </w:r>
+      <w:r>
+        <w:t xml:space="preserve"> </w:t>
+      </w:r>
+      <m:oMath>
+        <m:sSub>
+          <m:e>
+            <m:r>
+              <m:t>x</m:t>
+            </m:r>
+          </m:e>
+          <m:sub>
+            <m:r>
+              <m:t>2</m:t>
+            </m:r>
+          </m:sub>
+        </m:sSub>
+        <m:r>
+          <m:rPr>
+            <m:sty m:val="p"/>
+          </m:rPr>
+          <m:t>=</m:t>
+        </m:r>
+        <m:rad>
+          <m:radPr>
+            <m:degHide m:val="on"/>
+          </m:radPr>
+          <m:deg/>
+          <m:e>
+            <m:r>
+              <m:t>1</m:t>
+            </m:r>
+            <m:r>
+              <m:rPr>
+                <m:sty m:val="p"/>
+              </m:rPr>
+              <m:t>−</m:t>
+            </m:r>
+            <m:sSubSup>
+              <m:e>
+                <m:r>
+                  <m:t>x</m:t>
+                </m:r>
+              </m:e>
+              <m:sub>
+                <m:r>
+                  <m:t>1</m:t>
+                </m:r>
+              </m:sub>
+              <m:sup>
+                <m:r>
+                  <m:t>2</m:t>
+                </m:r>
+              </m:sup>
+            </m:sSubSup>
+          </m:e>
+        </m:rad>
+      </m:oMath>
+      <w:r>
+        <w:t xml:space="preserve"> </w:t>
+      </w:r>
+      <w:r>
+        <w:t xml:space="preserve">is determined by</w:t>
+      </w:r>
+      <w:r>
+        <w:t xml:space="preserve"> </w:t>
+      </w:r>
+      <m:oMath>
+        <m:sSub>
+          <m:e>
+            <m:r>
+              <m:t>x</m:t>
+            </m:r>
+          </m:e>
+          <m:sub>
+            <m:r>
+              <m:t>1</m:t>
+            </m:r>
+          </m:sub>
+        </m:sSub>
+      </m:oMath>
+      <w:r>
+        <w:t xml:space="preserve">.</w:t>
+      </w:r>
+      <w:r>
+        <w:t xml:space="preserve"> </w:t>
+      </w:r>
+      <w:r>
+        <w:t xml:space="preserve">So</w:t>
+      </w:r>
+      <w:r>
+        <w:t xml:space="preserve"> </w:t>
+      </w:r>
+      <m:oMath>
+        <m:r>
+          <m:rPr>
+            <m:sty m:val="p"/>
+          </m:rPr>
+          <m:t>cos</m:t>
+        </m:r>
+      </m:oMath>
+      <w:r>
+        <w:t xml:space="preserve"> </w:t>
+      </w:r>
+      <w:r>
+        <w:t xml:space="preserve">is one-to-one on</w:t>
+      </w:r>
+      <w:r>
+        <w:t xml:space="preserve"> </w:t>
+      </w:r>
+      <m:oMath>
+        <m:r>
+          <m:rPr>
+            <m:sty m:val="p"/>
+          </m:rPr>
+          <m:t>[</m:t>
+        </m:r>
+        <m:r>
+          <m:t>0</m:t>
+        </m:r>
+        <m:r>
+          <m:rPr>
+            <m:sty m:val="p"/>
+          </m:rPr>
+          <m:t>,</m:t>
+        </m:r>
+        <m:r>
+          <m:t>π</m:t>
+        </m:r>
+        <m:r>
+          <m:rPr>
+            <m:sty m:val="p"/>
+          </m:rPr>
+          <m:t>]</m:t>
+        </m:r>
+      </m:oMath>
+      <w:r>
+        <w:t xml:space="preserve">.</w:t>
+      </w:r>
+      <w:r>
+        <w:t xml:space="preserve"> </w:t>
+      </w:r>
+      <w:r>
+        <w:t xml:space="preserve">Every</w:t>
+      </w:r>
+      <w:r>
+        <w:t xml:space="preserve"> </w:t>
+      </w:r>
+      <m:oMath>
+        <m:sSub>
+          <m:e>
+            <m:r>
+              <m:t>x</m:t>
+            </m:r>
+          </m:e>
+          <m:sub>
+            <m:r>
+              <m:t>1</m:t>
+            </m:r>
+          </m:sub>
+        </m:sSub>
+        <m:r>
+          <m:rPr>
+            <m:sty m:val="p"/>
+          </m:rPr>
+          <m:t>∈</m:t>
+        </m:r>
+        <m:r>
+          <m:rPr>
+            <m:sty m:val="p"/>
+          </m:rPr>
+          <m:t>[</m:t>
+        </m:r>
+        <m:r>
+          <m:rPr>
+            <m:sty m:val="p"/>
+          </m:rPr>
+          <m:t>−</m:t>
+        </m:r>
+        <m:r>
+          <m:t>1</m:t>
+        </m:r>
+        <m:r>
+          <m:rPr>
+            <m:sty m:val="p"/>
+          </m:rPr>
+          <m:t>,</m:t>
+        </m:r>
+        <m:r>
+          <m:t>1</m:t>
+        </m:r>
+        <m:r>
+          <m:rPr>
+            <m:sty m:val="p"/>
+          </m:rPr>
+          <m:t>]</m:t>
+        </m:r>
+      </m:oMath>
+      <w:r>
+        <w:t xml:space="preserve"> </w:t>
+      </w:r>
+      <w:r>
+        <w:t xml:space="preserve">is the first coordinate of the point</w:t>
+      </w:r>
+      <w:r>
+        <w:t xml:space="preserve"> </w:t>
+      </w:r>
+      <m:oMath>
+        <m:r>
+          <m:rPr>
+            <m:sty m:val="p"/>
+          </m:rPr>
+          <m:t>(</m:t>
+        </m:r>
+        <m:sSub>
+          <m:e>
+            <m:r>
+              <m:t>x</m:t>
+            </m:r>
+          </m:e>
+          <m:sub>
+            <m:r>
+              <m:t>1</m:t>
+            </m:r>
+          </m:sub>
+        </m:sSub>
+        <m:r>
+          <m:rPr>
+            <m:sty m:val="p"/>
+          </m:rPr>
+          <m:t>,</m:t>
+        </m:r>
+        <m:rad>
+          <m:radPr>
+            <m:degHide m:val="on"/>
+          </m:radPr>
+          <m:deg/>
+          <m:e>
+            <m:r>
+              <m:t>1</m:t>
+            </m:r>
+            <m:r>
+              <m:rPr>
+                <m:sty m:val="p"/>
+              </m:rPr>
+              <m:t>−</m:t>
+            </m:r>
+            <m:sSubSup>
+              <m:e>
+                <m:r>
+                  <m:t>x</m:t>
+                </m:r>
+              </m:e>
+              <m:sub>
+                <m:r>
+                  <m:t>1</m:t>
+                </m:r>
+              </m:sub>
+              <m:sup>
+                <m:r>
+                  <m:t>2</m:t>
+                </m:r>
+              </m:sup>
+            </m:sSubSup>
+          </m:e>
+        </m:rad>
+        <m:r>
+          <m:rPr>
+            <m:sty m:val="p"/>
+          </m:rPr>
+          <m:t>)</m:t>
+        </m:r>
+      </m:oMath>
+      <w:r>
+        <w:t xml:space="preserve"> </w:t>
+      </w:r>
+      <w:r>
+        <w:t xml:space="preserve">of the upper half,</w:t>
+      </w:r>
+      <w:r>
+        <w:t xml:space="preserve"> </w:t>
+      </w:r>
+      <w:r>
+        <w:t xml:space="preserve">and the distance along the half circle from</w:t>
+      </w:r>
+      <w:r>
+        <w:t xml:space="preserve"> </w:t>
+      </w:r>
+      <m:oMath>
+        <m:r>
+          <m:rPr>
+            <m:sty m:val="p"/>
+          </m:rPr>
+          <m:t>(</m:t>
+        </m:r>
+        <m:r>
+          <m:t>1</m:t>
+        </m:r>
+        <m:r>
+          <m:rPr>
+            <m:sty m:val="p"/>
+          </m:rPr>
+          <m:t>,</m:t>
+        </m:r>
+        <m:r>
+          <m:t>0</m:t>
+        </m:r>
+        <m:r>
+          <m:rPr>
+            <m:sty m:val="p"/>
+          </m:rPr>
+          <m:t>)</m:t>
+        </m:r>
+      </m:oMath>
+      <w:r>
+        <w:t xml:space="preserve"> </w:t>
+      </w:r>
+      <w:r>
+        <w:t xml:space="preserve">to that point is some</w:t>
+      </w:r>
+      <w:r>
+        <w:t xml:space="preserve"> </w:t>
+      </w:r>
+      <m:oMath>
+        <m:r>
+          <m:t>θ</m:t>
+        </m:r>
+        <m:r>
+          <m:rPr>
+            <m:sty m:val="p"/>
+          </m:rPr>
+          <m:t>∈</m:t>
+        </m:r>
+        <m:r>
+          <m:rPr>
+            <m:sty m:val="p"/>
+          </m:rPr>
+          <m:t>[</m:t>
+        </m:r>
+        <m:r>
+          <m:t>0</m:t>
+        </m:r>
+        <m:r>
+          <m:rPr>
+            <m:sty m:val="p"/>
+          </m:rPr>
+          <m:t>,</m:t>
+        </m:r>
+        <m:r>
+          <m:t>π</m:t>
+        </m:r>
+        <m:r>
+          <m:rPr>
+            <m:sty m:val="p"/>
+          </m:rPr>
+          <m:t>]</m:t>
+        </m:r>
+      </m:oMath>
+      <w:r>
+        <w:t xml:space="preserve">,</w:t>
+      </w:r>
+      <w:r>
+        <w:t xml:space="preserve"> </w:t>
+      </w:r>
+      <w:r>
+        <w:t xml:space="preserve">so</w:t>
+      </w:r>
+      <w:r>
+        <w:t xml:space="preserve"> </w:t>
+      </w:r>
+      <m:oMath>
+        <m:r>
+          <m:rPr>
+            <m:sty m:val="p"/>
+          </m:rPr>
+          <m:t>cos</m:t>
+        </m:r>
+      </m:oMath>
+      <w:r>
+        <w:t xml:space="preserve"> </w:t>
+      </w:r>
+      <w:r>
+        <w:t xml:space="preserve">takes every value in</w:t>
+      </w:r>
+      <w:r>
+        <w:t xml:space="preserve"> </w:t>
+      </w:r>
+      <m:oMath>
+        <m:r>
+          <m:rPr>
+            <m:sty m:val="p"/>
+          </m:rPr>
+          <m:t>[</m:t>
+        </m:r>
+        <m:r>
+          <m:rPr>
+            <m:sty m:val="p"/>
+          </m:rPr>
+          <m:t>−</m:t>
+        </m:r>
+        <m:r>
+          <m:t>1</m:t>
+        </m:r>
+        <m:r>
+          <m:rPr>
+            <m:sty m:val="p"/>
+          </m:rPr>
+          <m:t>,</m:t>
+        </m:r>
+        <m:r>
+          <m:t>1</m:t>
+        </m:r>
+        <m:r>
+          <m:rPr>
+            <m:sty m:val="p"/>
+          </m:rPr>
+          <m:t>]</m:t>
+        </m:r>
+      </m:oMath>
+      <w:r>
+        <w:t xml:space="preserve">.</w:t>
+      </w:r>
+      <w:r>
+        <w:t xml:space="preserve"> </w:t>
+      </w:r>
+      <w:r>
+        <w:t xml:space="preserve">Finally, move along the upper half circle from</w:t>
+      </w:r>
+      <w:r>
+        <w:t xml:space="preserve"> </w:t>
+      </w:r>
+      <m:oMath>
+        <m:r>
+          <m:rPr>
+            <m:sty m:val="p"/>
+          </m:rPr>
+          <m:t>(</m:t>
+        </m:r>
+        <m:r>
+          <m:t>1</m:t>
+        </m:r>
+        <m:r>
+          <m:rPr>
+            <m:sty m:val="p"/>
+          </m:rPr>
+          <m:t>,</m:t>
+        </m:r>
+        <m:r>
+          <m:t>0</m:t>
+        </m:r>
+        <m:r>
+          <m:rPr>
+            <m:sty m:val="p"/>
+          </m:rPr>
+          <m:t>)</m:t>
+        </m:r>
+      </m:oMath>
+      <w:r>
+        <w:t xml:space="preserve"> </w:t>
+      </w:r>
+      <w:r>
+        <w:t xml:space="preserve">to</w:t>
+      </w:r>
+      <w:r>
+        <w:t xml:space="preserve"> </w:t>
+      </w:r>
+      <m:oMath>
+        <m:r>
+          <m:rPr>
+            <m:sty m:val="p"/>
+          </m:rPr>
+          <m:t>(</m:t>
+        </m:r>
+        <m:r>
+          <m:rPr>
+            <m:sty m:val="p"/>
+          </m:rPr>
+          <m:t>−</m:t>
+        </m:r>
+        <m:r>
+          <m:t>1</m:t>
+        </m:r>
+        <m:r>
+          <m:rPr>
+            <m:sty m:val="p"/>
+          </m:rPr>
+          <m:t>,</m:t>
+        </m:r>
+        <m:r>
+          <m:t>0</m:t>
+        </m:r>
+        <m:r>
+          <m:rPr>
+            <m:sty m:val="p"/>
+          </m:rPr>
+          <m:t>)</m:t>
+        </m:r>
+      </m:oMath>
+      <w:r>
+        <w:t xml:space="preserve"> </w:t>
+      </w:r>
+      <w:r>
+        <w:t xml:space="preserve">as</w:t>
+      </w:r>
+      <w:r>
+        <w:t xml:space="preserve"> </w:t>
+      </w:r>
+      <m:oMath>
+        <m:r>
+          <m:t>θ</m:t>
+        </m:r>
+      </m:oMath>
+      <w:r>
+        <w:t xml:space="preserve"> </w:t>
+      </w:r>
+      <w:r>
+        <w:t xml:space="preserve">increases from</w:t>
+      </w:r>
+      <w:r>
+        <w:t xml:space="preserve"> </w:t>
+      </w:r>
+      <m:oMath>
+        <m:r>
+          <m:t>0</m:t>
+        </m:r>
+      </m:oMath>
+      <w:r>
+        <w:t xml:space="preserve"> </w:t>
+      </w:r>
+      <w:r>
+        <w:t xml:space="preserve">to</w:t>
+      </w:r>
+      <w:r>
+        <w:t xml:space="preserve"> </w:t>
+      </w:r>
+      <m:oMath>
+        <m:r>
+          <m:t>π</m:t>
+        </m:r>
+      </m:oMath>
+      <w:r>
+        <w:t xml:space="preserve">.</w:t>
+      </w:r>
+      <w:r>
+        <w:t xml:space="preserve"> </w:t>
+      </w:r>
+      <w:r>
+        <w:t xml:space="preserve">The first coordinate never takes the same value twice, so it never turns back.</w:t>
+      </w:r>
+      <w:r>
+        <w:t xml:space="preserve"> </w:t>
+      </w:r>
+      <w:r>
+        <w:t xml:space="preserve">It starts at</w:t>
+      </w:r>
+      <w:r>
+        <w:t xml:space="preserve"> </w:t>
+      </w:r>
+      <m:oMath>
+        <m:r>
+          <m:rPr>
+            <m:sty m:val="p"/>
+          </m:rPr>
+          <m:t>cos</m:t>
+        </m:r>
+        <m:r>
+          <m:t>0</m:t>
+        </m:r>
+        <m:r>
+          <m:rPr>
+            <m:sty m:val="p"/>
+          </m:rPr>
+          <m:t>=</m:t>
+        </m:r>
+        <m:r>
+          <m:t>1</m:t>
+        </m:r>
+      </m:oMath>
+      <w:r>
+        <w:t xml:space="preserve"> </w:t>
+      </w:r>
+      <w:r>
+        <w:t xml:space="preserve">and ends at</w:t>
+      </w:r>
+      <w:r>
+        <w:t xml:space="preserve"> </w:t>
+      </w:r>
+      <m:oMath>
+        <m:r>
+          <m:rPr>
+            <m:sty m:val="p"/>
+          </m:rPr>
+          <m:t>cos</m:t>
+        </m:r>
+        <m:r>
+          <m:t>π</m:t>
+        </m:r>
+        <m:r>
+          <m:rPr>
+            <m:sty m:val="p"/>
+          </m:rPr>
+          <m:t>=</m:t>
+        </m:r>
+        <m:r>
+          <m:rPr>
+            <m:sty m:val="p"/>
+          </m:rPr>
+          <m:t>−</m:t>
+        </m:r>
+        <m:r>
+          <m:t>1</m:t>
+        </m:r>
+      </m:oMath>
+      <w:r>
+        <w:t xml:space="preserve">, so it only decreases.</w:t>
+      </w:r>
+    </w:p>
+    <w:bookmarkEnd w:id="245"/>
+    <w:bookmarkStart w:id="264" w:name="sec-complex-numbers"/>
+    <w:p>
+      <w:pPr>
+        <w:pStyle w:val="Heading2"/>
+      </w:pPr>
+      <w:r>
+        <w:t xml:space="preserve">19 Complex numbers</w:t>
+      </w:r>
+    </w:p>
+    <w:bookmarkStart w:id="246" w:name="def-imaginary-unit"/>
+    <w:p>
+      <w:pPr>
+        <w:pStyle w:val="FirstParagraph"/>
+      </w:pPr>
+      <w:r>
+        <w:rPr>
+          <w:b/>
+          <w:bCs/>
+        </w:rPr>
+        <w:t xml:space="preserve">Definition 54 (Imaginary unit)</w:t>
       </w:r>
       <w:r>
         <w:t xml:space="preserve"> </w:t>
@@ -66948,7 +72231,7 @@
         <w:pStyle w:val="Compact"/>
         <w:numPr>
           <w:ilvl w:val="0"/>
-          <w:numId w:val="1053"/>
+          <w:numId w:val="1056"/>
         </w:numPr>
       </w:pPr>
       <w:r>
@@ -66988,7 +72271,7 @@
         <w:pStyle w:val="Compact"/>
         <w:numPr>
           <w:ilvl w:val="0"/>
-          <w:numId w:val="1053"/>
+          <w:numId w:val="1056"/>
         </w:numPr>
       </w:pPr>
       <w:r>
@@ -67028,7 +72311,7 @@
         <w:pStyle w:val="Compact"/>
         <w:numPr>
           <w:ilvl w:val="0"/>
-          <w:numId w:val="1053"/>
+          <w:numId w:val="1056"/>
         </w:numPr>
       </w:pPr>
       <w:r>
@@ -67052,7 +72335,7 @@
         <w:t xml:space="preserve">over addition.</w:t>
       </w:r>
     </w:p>
-    <w:bookmarkEnd w:id="234"/>
+    <w:bookmarkEnd w:id="246"/>
     <w:p>
       <w:pPr>
         <w:pStyle w:val="FirstParagraph"/>
@@ -67227,7 +72510,7 @@
         <w:t xml:space="preserve">.</w:t>
       </w:r>
     </w:p>
-    <w:bookmarkStart w:id="235" w:name="exm-imaginary-unit-powers"/>
+    <w:bookmarkStart w:id="247" w:name="exm-imaginary-unit-powers"/>
     <w:p>
       <w:pPr>
         <w:pStyle w:val="BodyText"/>
@@ -67237,7 +72520,7 @@
           <w:b/>
           <w:bCs/>
         </w:rPr>
-        <w:t xml:space="preserve">Example 51 (Powers of the imaginary unit)</w:t>
+        <w:t xml:space="preserve">Example 53 (Powers of the imaginary unit)</w:t>
       </w:r>
       <w:r>
         <w:t xml:space="preserve"> </w:t>
@@ -67395,7 +72678,7 @@
                   <m:nor/>
                   <m:sty m:val="p"/>
                 </m:rPr>
-                <m:t>Definition 53</m:t>
+                <m:t>Definition 54</m:t>
               </m:r>
               <m:r>
                 <m:rPr>
@@ -67602,7 +72885,7 @@
                   <m:nor/>
                   <m:sty m:val="p"/>
                 </m:rPr>
-                <m:t>Definition 53</m:t>
+                <m:t>Definition 54</m:t>
               </m:r>
               <m:r>
                 <m:rPr>
@@ -67902,8 +73185,8 @@
         <w:t xml:space="preserve">.</w:t>
       </w:r>
     </w:p>
-    <w:bookmarkEnd w:id="235"/>
-    <w:bookmarkStart w:id="236" w:name="exm-no-real-imaginary-unit"/>
+    <w:bookmarkEnd w:id="247"/>
+    <w:bookmarkStart w:id="248" w:name="exm-no-real-imaginary-unit"/>
     <w:p>
       <w:pPr>
         <w:pStyle w:val="BodyText"/>
@@ -67913,7 +73196,7 @@
           <w:b/>
           <w:bCs/>
         </w:rPr>
-        <w:t xml:space="preserve">Example 52 (No real number squares to</w:t>
+        <w:t xml:space="preserve">Example 54 (No real number squares to</w:t>
       </w:r>
       <w:r>
         <w:rPr>
@@ -67983,7 +73266,7 @@
         <w:pStyle w:val="Compact"/>
         <w:numPr>
           <w:ilvl w:val="0"/>
-          <w:numId w:val="1054"/>
+          <w:numId w:val="1057"/>
         </w:numPr>
       </w:pPr>
       <w:r>
@@ -68085,7 +73368,7 @@
         <w:pStyle w:val="Compact"/>
         <w:numPr>
           <w:ilvl w:val="0"/>
-          <w:numId w:val="1054"/>
+          <w:numId w:val="1057"/>
         </w:numPr>
       </w:pPr>
       <w:r>
@@ -68349,7 +73632,7 @@
           <w:rPr>
             <w:rStyle w:val="Hyperlink"/>
           </w:rPr>
-          <w:t xml:space="preserve">Definition 53</w:t>
+          <w:t xml:space="preserve">Definition 54</w:t>
         </w:r>
       </w:hyperlink>
       <w:r>
@@ -68359,8 +73642,8 @@
         <w:t xml:space="preserve">introduces a new number to solve it.</w:t>
       </w:r>
     </w:p>
-    <w:bookmarkEnd w:id="236"/>
-    <w:bookmarkStart w:id="237" w:name="thm-negative-imaginary-unit"/>
+    <w:bookmarkEnd w:id="248"/>
+    <w:bookmarkStart w:id="249" w:name="thm-negative-imaginary-unit"/>
     <w:p>
       <w:pPr>
         <w:pStyle w:val="BodyText"/>
@@ -68370,7 +73653,7 @@
           <w:b/>
           <w:bCs/>
         </w:rPr>
-        <w:t xml:space="preserve">Theorem 30 (The number</w:t>
+        <w:t xml:space="preserve">Theorem 34 (The number</w:t>
       </w:r>
       <w:r>
         <w:rPr>
@@ -68493,7 +73776,7 @@
         </m:oMath>
       </m:oMathPara>
     </w:p>
-    <w:bookmarkEnd w:id="237"/>
+    <w:bookmarkEnd w:id="249"/>
     <w:p>
       <w:pPr>
         <w:pStyle w:val="FirstParagraph"/>
@@ -68838,7 +74121,7 @@
                   <m:nor/>
                   <m:sty m:val="p"/>
                 </m:rPr>
-                <m:t>Definition 53</m:t>
+                <m:t>Definition 54</m:t>
               </m:r>
               <m:r>
                 <m:rPr>
@@ -68885,7 +74168,7 @@
         </m:oMath>
       </m:oMathPara>
     </w:p>
-    <w:bookmarkStart w:id="238" w:name="exm-negative-imaginary-unit"/>
+    <w:bookmarkStart w:id="250" w:name="exm-negative-imaginary-unit"/>
     <w:p>
       <w:pPr>
         <w:pStyle w:val="FirstParagraph"/>
@@ -68895,7 +74178,7 @@
           <w:b/>
           <w:bCs/>
         </w:rPr>
-        <w:t xml:space="preserve">Example 53 (Squaring</w:t>
+        <w:t xml:space="preserve">Example 55 (Squaring</w:t>
       </w:r>
       <w:r>
         <w:rPr>
@@ -69159,7 +74442,7 @@
           <w:rPr>
             <w:rStyle w:val="Hyperlink"/>
           </w:rPr>
-          <w:t xml:space="preserve">Definition 53</w:t>
+          <w:t xml:space="preserve">Definition 54</w:t>
         </w:r>
       </w:hyperlink>
       <w:r>
@@ -69176,7 +74459,7 @@
           <w:rPr>
             <w:rStyle w:val="Hyperlink"/>
           </w:rPr>
-          <w:t xml:space="preserve">Theorem 30</w:t>
+          <w:t xml:space="preserve">Theorem 34</w:t>
         </w:r>
       </w:hyperlink>
       <w:r>
@@ -69186,8 +74469,8 @@
         <w:t xml:space="preserve">say.</w:t>
       </w:r>
     </w:p>
-    <w:bookmarkEnd w:id="238"/>
-    <w:bookmarkStart w:id="239" w:name="rem-imaginary-unit-choice"/>
+    <w:bookmarkEnd w:id="250"/>
+    <w:bookmarkStart w:id="251" w:name="rem-imaginary-unit-choice"/>
     <w:p>
       <w:pPr>
         <w:pStyle w:val="BodyText"/>
@@ -69275,7 +74558,7 @@
           <w:rPr>
             <w:rStyle w:val="Hyperlink"/>
           </w:rPr>
-          <w:t xml:space="preserve">Theorem 30</w:t>
+          <w:t xml:space="preserve">Theorem 34</w:t>
         </w:r>
       </w:hyperlink>
       <w:r>
@@ -69363,8 +74646,8 @@
         <w:t xml:space="preserve">, chosen once and for all.</w:t>
       </w:r>
     </w:p>
-    <w:bookmarkEnd w:id="239"/>
-    <w:bookmarkStart w:id="240" w:name="def-complex-number"/>
+    <w:bookmarkEnd w:id="251"/>
+    <w:bookmarkStart w:id="252" w:name="def-complex-number"/>
     <w:p>
       <w:pPr>
         <w:pStyle w:val="BodyText"/>
@@ -69374,7 +74657,7 @@
           <w:b/>
           <w:bCs/>
         </w:rPr>
-        <w:t xml:space="preserve">Definition 54 (Complex number)</w:t>
+        <w:t xml:space="preserve">Definition 55 (Complex number)</w:t>
       </w:r>
       <w:r>
         <w:t xml:space="preserve"> </w:t>
@@ -69498,7 +74781,7 @@
           <w:rPr>
             <w:rStyle w:val="Hyperlink"/>
           </w:rPr>
-          <w:t xml:space="preserve">Definition 53</w:t>
+          <w:t xml:space="preserve">Definition 54</w:t>
         </w:r>
       </w:hyperlink>
       <w:r>
@@ -69510,7 +74793,7 @@
         <w:pStyle w:val="Compact"/>
         <w:numPr>
           <w:ilvl w:val="0"/>
-          <w:numId w:val="1055"/>
+          <w:numId w:val="1058"/>
         </w:numPr>
       </w:pPr>
       <w:r>
@@ -69591,7 +74874,7 @@
         <w:pStyle w:val="Compact"/>
         <w:numPr>
           <w:ilvl w:val="0"/>
-          <w:numId w:val="1055"/>
+          <w:numId w:val="1058"/>
         </w:numPr>
       </w:pPr>
       <w:r>
@@ -69672,7 +74955,7 @@
         <w:pStyle w:val="Compact"/>
         <w:numPr>
           <w:ilvl w:val="0"/>
-          <w:numId w:val="1055"/>
+          <w:numId w:val="1058"/>
         </w:numPr>
       </w:pPr>
       <w:r>
@@ -69782,7 +75065,7 @@
         <w:t xml:space="preserve">Two complex numbers are equal exactly when their real parts are equal and their imaginary parts are equal.</w:t>
       </w:r>
     </w:p>
-    <w:bookmarkEnd w:id="240"/>
+    <w:bookmarkEnd w:id="252"/>
     <w:p>
       <w:pPr>
         <w:pStyle w:val="BodyText"/>
@@ -69891,7 +75174,7 @@
         <w:t xml:space="preserve">defines the real and imaginary parts.</w:t>
       </w:r>
     </w:p>
-    <w:bookmarkStart w:id="241" w:name="exm-complex-number"/>
+    <w:bookmarkStart w:id="253" w:name="exm-complex-number"/>
     <w:p>
       <w:pPr>
         <w:pStyle w:val="BodyText"/>
@@ -69901,7 +75184,7 @@
           <w:b/>
           <w:bCs/>
         </w:rPr>
-        <w:t xml:space="preserve">Example 54 (Real and imaginary parts)</w:t>
+        <w:t xml:space="preserve">Example 56 (Real and imaginary parts)</w:t>
       </w:r>
       <w:r>
         <w:t xml:space="preserve"> </w:t>
@@ -70239,8 +75522,8 @@
         <w:t xml:space="preserve">.</w:t>
       </w:r>
     </w:p>
-    <w:bookmarkEnd w:id="241"/>
-    <w:bookmarkStart w:id="242" w:name="thm-reals-in-complex"/>
+    <w:bookmarkEnd w:id="253"/>
+    <w:bookmarkStart w:id="254" w:name="thm-reals-in-complex"/>
     <w:p>
       <w:pPr>
         <w:pStyle w:val="BodyText"/>
@@ -70250,7 +75533,7 @@
           <w:b/>
           <w:bCs/>
         </w:rPr>
-        <w:t xml:space="preserve">Theorem 31 (Every real number is a complex number)</w:t>
+        <w:t xml:space="preserve">Theorem 35 (Every real number is a complex number)</w:t>
       </w:r>
       <w:r>
         <w:t xml:space="preserve"> </w:t>
@@ -70445,7 +75728,7 @@
         <w:t xml:space="preserve">.</w:t>
       </w:r>
     </w:p>
-    <w:bookmarkEnd w:id="242"/>
+    <w:bookmarkEnd w:id="254"/>
     <w:p>
       <w:pPr>
         <w:pStyle w:val="BodyText"/>
@@ -70756,7 +76039,7 @@
           <w:rPr>
             <w:rStyle w:val="Hyperlink"/>
           </w:rPr>
-          <w:t xml:space="preserve">Definition 54</w:t>
+          <w:t xml:space="preserve">Definition 55</w:t>
         </w:r>
       </w:hyperlink>
       <w:r>
@@ -70908,7 +76191,7 @@
         <w:t xml:space="preserve">is real.</w:t>
       </w:r>
     </w:p>
-    <w:bookmarkStart w:id="243" w:name="exm-reals-in-complex"/>
+    <w:bookmarkStart w:id="255" w:name="exm-reals-in-complex"/>
     <w:p>
       <w:pPr>
         <w:pStyle w:val="BodyText"/>
@@ -70918,7 +76201,7 @@
           <w:b/>
           <w:bCs/>
         </w:rPr>
-        <w:t xml:space="preserve">Example 55 (Which complex numbers are real)</w:t>
+        <w:t xml:space="preserve">Example 57 (Which complex numbers are real)</w:t>
       </w:r>
       <w:r>
         <w:t xml:space="preserve"> </w:t>
@@ -71325,7 +76608,7 @@
           <w:rPr>
             <w:rStyle w:val="Hyperlink"/>
           </w:rPr>
-          <w:t xml:space="preserve">Theorem 31</w:t>
+          <w:t xml:space="preserve">Theorem 35</w:t>
         </w:r>
       </w:hyperlink>
       <w:r>
@@ -71370,8 +76653,8 @@
         <w:t xml:space="preserve">is not real, because its imaginary part is -5.</w:t>
       </w:r>
     </w:p>
-    <w:bookmarkEnd w:id="243"/>
-    <w:bookmarkStart w:id="244" w:name="thm-complex-arithmetic"/>
+    <w:bookmarkEnd w:id="255"/>
+    <w:bookmarkStart w:id="256" w:name="thm-complex-arithmetic"/>
     <w:p>
       <w:pPr>
         <w:pStyle w:val="BodyText"/>
@@ -71381,7 +76664,7 @@
           <w:b/>
           <w:bCs/>
         </w:rPr>
-        <w:t xml:space="preserve">Theorem 32 (Adding and multiplying complex numbers)</w:t>
+        <w:t xml:space="preserve">Theorem 36 (Adding and multiplying complex numbers)</w:t>
       </w:r>
       <w:r>
         <w:t xml:space="preserve"> </w:t>
@@ -71736,7 +77019,7 @@
         </m:oMath>
       </m:oMathPara>
     </w:p>
-    <w:bookmarkEnd w:id="244"/>
+    <w:bookmarkEnd w:id="256"/>
     <w:p>
       <w:pPr>
         <w:pStyle w:val="FirstParagraph"/>
@@ -72256,7 +77539,7 @@
                   <m:nor/>
                   <m:sty m:val="p"/>
                 </m:rPr>
-                <m:t>Definition 53</m:t>
+                <m:t>Definition 54</m:t>
               </m:r>
               <m:r>
                 <m:rPr>
@@ -72390,7 +77673,7 @@
         <w:t xml:space="preserve">takes these two formulas as the definitions of addition and multiplication.</w:t>
       </w:r>
     </w:p>
-    <w:bookmarkStart w:id="245" w:name="exm-complex-arithmetic"/>
+    <w:bookmarkStart w:id="257" w:name="exm-complex-arithmetic"/>
     <w:p>
       <w:pPr>
         <w:pStyle w:val="BodyText"/>
@@ -72400,7 +77683,7 @@
           <w:b/>
           <w:bCs/>
         </w:rPr>
-        <w:t xml:space="preserve">Example 56 (Adding and multiplying two complex numbers)</w:t>
+        <w:t xml:space="preserve">Example 58 (Adding and multiplying two complex numbers)</w:t>
       </w:r>
       <w:r>
         <w:t xml:space="preserve"> </w:t>
@@ -72610,7 +77893,7 @@
                   <m:nor/>
                   <m:sty m:val="p"/>
                 </m:rPr>
-                <m:t>Theorem 32</m:t>
+                <m:t>Theorem 36</m:t>
               </m:r>
               <m:r>
                 <m:rPr>
@@ -72961,7 +78244,7 @@
                   <m:nor/>
                   <m:sty m:val="p"/>
                 </m:rPr>
-                <m:t>Definition 53</m:t>
+                <m:t>Definition 54</m:t>
               </m:r>
               <m:r>
                 <m:rPr>
@@ -73132,7 +78415,7 @@
           <w:rPr>
             <w:rStyle w:val="Hyperlink"/>
           </w:rPr>
-          <w:t xml:space="preserve">Theorem 32</w:t>
+          <w:t xml:space="preserve">Theorem 36</w:t>
         </w:r>
       </w:hyperlink>
       <w:r>
@@ -73413,8 +78696,8 @@
         </m:oMath>
       </m:oMathPara>
     </w:p>
-    <w:bookmarkEnd w:id="245"/>
-    <w:bookmarkStart w:id="246" w:name="def-complex-conjugate"/>
+    <w:bookmarkEnd w:id="257"/>
+    <w:bookmarkStart w:id="258" w:name="def-complex-conjugate"/>
     <w:p>
       <w:pPr>
         <w:pStyle w:val="FirstParagraph"/>
@@ -73424,7 +78707,7 @@
           <w:b/>
           <w:bCs/>
         </w:rPr>
-        <w:t xml:space="preserve">Definition 55 (Complex conjugate)</w:t>
+        <w:t xml:space="preserve">Definition 56 (Complex conjugate)</w:t>
       </w:r>
       <w:r>
         <w:t xml:space="preserve"> </w:t>
@@ -73491,7 +78774,7 @@
           <w:rPr>
             <w:rStyle w:val="Hyperlink"/>
           </w:rPr>
-          <w:t xml:space="preserve">Definition 54</w:t>
+          <w:t xml:space="preserve">Definition 55</w:t>
         </w:r>
       </w:hyperlink>
       <w:r>
@@ -73563,7 +78846,7 @@
         </m:oMath>
       </m:oMathPara>
     </w:p>
-    <w:bookmarkEnd w:id="246"/>
+    <w:bookmarkEnd w:id="258"/>
     <w:p>
       <w:pPr>
         <w:pStyle w:val="FirstParagraph"/>
@@ -73644,7 +78927,7 @@
         <w:t xml:space="preserve">.</w:t>
       </w:r>
     </w:p>
-    <w:bookmarkStart w:id="247" w:name="exm-complex-conjugate"/>
+    <w:bookmarkStart w:id="259" w:name="exm-complex-conjugate"/>
     <w:p>
       <w:pPr>
         <w:pStyle w:val="BodyText"/>
@@ -73654,7 +78937,7 @@
           <w:b/>
           <w:bCs/>
         </w:rPr>
-        <w:t xml:space="preserve">Example 57 (Complex conjugates)</w:t>
+        <w:t xml:space="preserve">Example 59 (Complex conjugates)</w:t>
       </w:r>
       <w:r>
         <w:t xml:space="preserve"> </w:t>
@@ -73667,7 +78950,7 @@
       <w:pPr>
         <w:numPr>
           <w:ilvl w:val="0"/>
-          <w:numId w:val="1056"/>
+          <w:numId w:val="1059"/>
         </w:numPr>
       </w:pPr>
       <m:oMath>
@@ -74040,8 +79323,8 @@
         <w:t xml:space="preserve">, is not.</w:t>
       </w:r>
     </w:p>
-    <w:bookmarkEnd w:id="247"/>
-    <w:bookmarkStart w:id="248" w:name="def-complex-modulus"/>
+    <w:bookmarkEnd w:id="259"/>
+    <w:bookmarkStart w:id="260" w:name="def-complex-modulus"/>
     <w:p>
       <w:pPr>
         <w:pStyle w:val="FirstParagraph"/>
@@ -74051,7 +79334,7 @@
           <w:b/>
           <w:bCs/>
         </w:rPr>
-        <w:t xml:space="preserve">Definition 56 (Absolute value (modulus) of a complex number)</w:t>
+        <w:t xml:space="preserve">Definition 57 (Absolute value (modulus) of a complex number)</w:t>
       </w:r>
       <w:r>
         <w:t xml:space="preserve"> </w:t>
@@ -74128,7 +79411,7 @@
           <w:rPr>
             <w:rStyle w:val="Hyperlink"/>
           </w:rPr>
-          <w:t xml:space="preserve">Definition 54</w:t>
+          <w:t xml:space="preserve">Definition 55</w:t>
         </w:r>
       </w:hyperlink>
       <w:r>
@@ -74229,7 +79512,7 @@
         </m:oMath>
       </m:oMathPara>
     </w:p>
-    <w:bookmarkEnd w:id="248"/>
+    <w:bookmarkEnd w:id="260"/>
     <w:p>
       <w:pPr>
         <w:pStyle w:val="FirstParagraph"/>
@@ -74244,7 +79527,7 @@
         <w:t xml:space="preserve">gives the same definition.</w:t>
       </w:r>
     </w:p>
-    <w:bookmarkStart w:id="249" w:name="exm-complex-modulus"/>
+    <w:bookmarkStart w:id="261" w:name="exm-complex-modulus"/>
     <w:p>
       <w:pPr>
         <w:pStyle w:val="BodyText"/>
@@ -74254,7 +79537,7 @@
           <w:b/>
           <w:bCs/>
         </w:rPr>
-        <w:t xml:space="preserve">Example 58 (Absolute values of complex numbers)</w:t>
+        <w:t xml:space="preserve">Example 60 (Absolute values of complex numbers)</w:t>
       </w:r>
       <w:r>
         <w:t xml:space="preserve"> </w:t>
@@ -74560,7 +79843,7 @@
       <w:pPr>
         <w:numPr>
           <w:ilvl w:val="0"/>
-          <w:numId w:val="1057"/>
+          <w:numId w:val="1060"/>
         </w:numPr>
       </w:pPr>
       <w:r>
@@ -74830,8 +80113,8 @@
         </m:oMath>
       </m:oMathPara>
     </w:p>
-    <w:bookmarkEnd w:id="249"/>
-    <w:bookmarkStart w:id="250" w:name="thm-conj-product"/>
+    <w:bookmarkEnd w:id="261"/>
+    <w:bookmarkStart w:id="262" w:name="thm-conj-product"/>
     <w:p>
       <w:pPr>
         <w:pStyle w:val="FirstParagraph"/>
@@ -74841,7 +80124,7 @@
           <w:b/>
           <w:bCs/>
         </w:rPr>
-        <w:t xml:space="preserve">Theorem 33 (A complex number times its conjugate)</w:t>
+        <w:t xml:space="preserve">Theorem 37 (A complex number times its conjugate)</w:t>
       </w:r>
       <w:r>
         <w:t xml:space="preserve"> </w:t>
@@ -74964,7 +80247,7 @@
         <w:t xml:space="preserve">is a nonnegative real number.</w:t>
       </w:r>
     </w:p>
-    <w:bookmarkEnd w:id="250"/>
+    <w:bookmarkEnd w:id="262"/>
     <w:p>
       <w:pPr>
         <w:pStyle w:val="BodyText"/>
@@ -75158,7 +80441,7 @@
                   <m:nor/>
                   <m:sty m:val="p"/>
                 </m:rPr>
-                <m:t>Definition 55</m:t>
+                <m:t>Definition 56</m:t>
               </m:r>
               <m:r>
                 <m:rPr>
@@ -75419,7 +80702,7 @@
                   <m:nor/>
                   <m:sty m:val="p"/>
                 </m:rPr>
-                <m:t>Definition 53</m:t>
+                <m:t>Definition 54</m:t>
               </m:r>
               <m:r>
                 <m:rPr>
@@ -75485,7 +80768,7 @@
                   <m:nor/>
                   <m:sty m:val="p"/>
                 </m:rPr>
-                <m:t>Definition 56</m:t>
+                <m:t>Definition 57</m:t>
               </m:r>
               <m:r>
                 <m:rPr>
@@ -75513,7 +80796,7 @@
         <w:t xml:space="preserve">lists this identity among the properties of complex numbers.</w:t>
       </w:r>
     </w:p>
-    <w:bookmarkStart w:id="251" w:name="exm-conj-product"/>
+    <w:bookmarkStart w:id="263" w:name="exm-conj-product"/>
     <w:p>
       <w:pPr>
         <w:pStyle w:val="BodyText"/>
@@ -75523,7 +80806,7 @@
           <w:b/>
           <w:bCs/>
         </w:rPr>
-        <w:t xml:space="preserve">Example 59 (Multiplying</w:t>
+        <w:t xml:space="preserve">Example 61 (Multiplying</w:t>
       </w:r>
       <w:r>
         <w:rPr>
@@ -75830,7 +81113,7 @@
                   <m:nor/>
                   <m:sty m:val="p"/>
                 </m:rPr>
-                <m:t>Definition 53</m:t>
+                <m:t>Definition 54</m:t>
               </m:r>
               <m:r>
                 <m:rPr>
@@ -75958,7 +81241,7 @@
           <w:rPr>
             <w:rStyle w:val="Hyperlink"/>
           </w:rPr>
-          <w:t xml:space="preserve">Example 58</w:t>
+          <w:t xml:space="preserve">Example 60</w:t>
         </w:r>
       </w:hyperlink>
       <w:r>
@@ -75972,7 +81255,7 @@
           <w:rPr>
             <w:rStyle w:val="Hyperlink"/>
           </w:rPr>
-          <w:t xml:space="preserve">Theorem 33</w:t>
+          <w:t xml:space="preserve">Theorem 37</w:t>
         </w:r>
       </w:hyperlink>
       <w:r>
@@ -75982,15 +81265,15 @@
         <w:t xml:space="preserve">says.</w:t>
       </w:r>
     </w:p>
-    <w:bookmarkEnd w:id="251"/>
-    <w:bookmarkEnd w:id="252"/>
-    <w:bookmarkStart w:id="253" w:name="sec-further-reading"/>
+    <w:bookmarkEnd w:id="263"/>
+    <w:bookmarkEnd w:id="264"/>
+    <w:bookmarkStart w:id="265" w:name="sec-further-reading"/>
     <w:p>
       <w:pPr>
         <w:pStyle w:val="Heading2"/>
       </w:pPr>
       <w:r>
-        <w:t xml:space="preserve">19 Further reading</w:t>
+        <w:t xml:space="preserve">20 Further reading</w:t>
       </w:r>
     </w:p>
     <w:p>
@@ -75998,7 +81281,7 @@
         <w:pStyle w:val="Compact"/>
         <w:numPr>
           <w:ilvl w:val="0"/>
-          <w:numId w:val="1058"/>
+          <w:numId w:val="1061"/>
         </w:numPr>
       </w:pPr>
       <w:r>
@@ -76020,7 +81303,7 @@
         <w:t xml:space="preserve"> </w:t>
       </w:r>
       <w:r>
-        <w:t xml:space="preserve">It covers equations, inequalities, polynomials, exponentials, and logarithms,</w:t>
+        <w:t xml:space="preserve">It covers equations, inequalities, polynomials, exponentials, logarithms, and trigonometry,</w:t>
       </w:r>
       <w:r>
         <w:t xml:space="preserve"> </w:t>
@@ -76034,7 +81317,7 @@
         <w:pStyle w:val="Compact"/>
         <w:numPr>
           <w:ilvl w:val="0"/>
-          <w:numId w:val="1058"/>
+          <w:numId w:val="1061"/>
         </w:numPr>
       </w:pPr>
       <w:r>
@@ -76053,8 +81336,8 @@
         <w:t xml:space="preserve">behind the infimum and supremum.</w:t>
       </w:r>
     </w:p>
-    <w:bookmarkEnd w:id="253"/>
-    <w:bookmarkStart w:id="260" w:name="references"/>
+    <w:bookmarkEnd w:id="265"/>
+    <w:bookmarkStart w:id="272" w:name="references"/>
     <w:p>
       <w:pPr>
         <w:pStyle w:val="Heading2"/>
@@ -76063,8 +81346,8 @@
         <w:t xml:space="preserve">References</w:t>
       </w:r>
     </w:p>
-    <w:bookmarkStart w:id="259" w:name="refs"/>
-    <w:bookmarkStart w:id="255" w:name="ref-abramson2021algebra"/>
+    <w:bookmarkStart w:id="271" w:name="refs"/>
+    <w:bookmarkStart w:id="267" w:name="ref-abramson2021algebra"/>
     <w:p>
       <w:pPr>
         <w:pStyle w:val="Bibliography"/>
@@ -76091,7 +81374,7 @@
       <w:r>
         <w:t xml:space="preserve"> </w:t>
       </w:r>
-      <w:hyperlink r:id="rId254">
+      <w:hyperlink r:id="rId266">
         <w:r>
           <w:rPr>
             <w:rStyle w:val="Hyperlink"/>
@@ -76103,8 +81386,8 @@
         <w:t xml:space="preserve">.</w:t>
       </w:r>
     </w:p>
-    <w:bookmarkEnd w:id="255"/>
-    <w:bookmarkStart w:id="257" w:name="ref-axler2024linear"/>
+    <w:bookmarkEnd w:id="267"/>
+    <w:bookmarkStart w:id="269" w:name="ref-axler2024linear"/>
     <w:p>
       <w:pPr>
         <w:pStyle w:val="Bibliography"/>
@@ -76128,7 +81411,7 @@
       <w:r>
         <w:t xml:space="preserve"> </w:t>
       </w:r>
-      <w:hyperlink r:id="rId256">
+      <w:hyperlink r:id="rId268">
         <w:r>
           <w:rPr>
             <w:rStyle w:val="Hyperlink"/>
@@ -76140,8 +81423,8 @@
         <w:t xml:space="preserve">.</w:t>
       </w:r>
     </w:p>
-    <w:bookmarkEnd w:id="257"/>
-    <w:bookmarkStart w:id="258" w:name="ref-rudin1976principles"/>
+    <w:bookmarkEnd w:id="269"/>
+    <w:bookmarkStart w:id="270" w:name="ref-rudin1976principles"/>
     <w:p>
       <w:pPr>
         <w:pStyle w:val="Bibliography"/>
@@ -76163,9 +81446,9 @@
         <w:t xml:space="preserve">. 3rd ed. International Series in Pure and Applied Mathematics. McGraw-Hill.</w:t>
       </w:r>
     </w:p>
-    <w:bookmarkEnd w:id="258"/>
-    <w:bookmarkEnd w:id="259"/>
-    <w:bookmarkEnd w:id="260"/>
+    <w:bookmarkEnd w:id="270"/>
+    <w:bookmarkEnd w:id="271"/>
+    <w:bookmarkEnd w:id="272"/>
     <w:sectPr>
       <w:footnotePr>
         <w:numRestart w:val="eachSect"/>
@@ -77107,7 +82390,34 @@
     </w:lvlOverride>
   </w:num>
   <w:num w:numId="1052">
-    <w:abstractNumId w:val="991"/>
+    <w:abstractNumId w:val="99411"/>
+    <w:lvlOverride w:ilvl="0">
+      <w:startOverride w:val="1"/>
+    </w:lvlOverride>
+    <w:lvlOverride w:ilvl="1">
+      <w:startOverride w:val="1"/>
+    </w:lvlOverride>
+    <w:lvlOverride w:ilvl="2">
+      <w:startOverride w:val="1"/>
+    </w:lvlOverride>
+    <w:lvlOverride w:ilvl="3">
+      <w:startOverride w:val="1"/>
+    </w:lvlOverride>
+    <w:lvlOverride w:ilvl="4">
+      <w:startOverride w:val="1"/>
+    </w:lvlOverride>
+    <w:lvlOverride w:ilvl="5">
+      <w:startOverride w:val="1"/>
+    </w:lvlOverride>
+    <w:lvlOverride w:ilvl="6">
+      <w:startOverride w:val="1"/>
+    </w:lvlOverride>
+    <w:lvlOverride w:ilvl="7">
+      <w:startOverride w:val="1"/>
+    </w:lvlOverride>
+    <w:lvlOverride w:ilvl="8">
+      <w:startOverride w:val="1"/>
+    </w:lvlOverride>
   </w:num>
   <w:num w:numId="1053">
     <w:abstractNumId w:val="991"/>
@@ -77125,6 +82435,15 @@
     <w:abstractNumId w:val="991"/>
   </w:num>
   <w:num w:numId="1058">
+    <w:abstractNumId w:val="991"/>
+  </w:num>
+  <w:num w:numId="1059">
+    <w:abstractNumId w:val="991"/>
+  </w:num>
+  <w:num w:numId="1060">
+    <w:abstractNumId w:val="991"/>
+  </w:num>
+  <w:num w:numId="1061">
     <w:abstractNumId w:val="991"/>
   </w:num>
 </w:numbering>
